--- a/CÔNG TY TNHH HONG SUNG/HongSung_ThaydoiDiaChi/Mẫu số 12_DeNghiThayDoi.docx
+++ b/CÔNG TY TNHH HONG SUNG/HongSung_ThaydoiDiaChi/Mẫu số 12_DeNghiThayDoi.docx
@@ -279,8 +279,10 @@
                 <w:sz w:val="26"/>
                 <w:szCs w:val="26"/>
               </w:rPr>
-              <w:t>14</w:t>
-            </w:r>
+              <w:t>26</w:t>
+            </w:r>
+            <w:bookmarkStart w:id="1" w:name="_GoBack"/>
+            <w:bookmarkEnd w:id="1"/>
             <w:r>
               <w:rPr>
                 <w:rFonts w:ascii="Times New Roman" w:eastAsia="Times New Roman" w:hAnsi="Times New Roman" w:cs="Times New Roman"/>
@@ -440,7 +442,7 @@
         <w:br/>
         <w:t xml:space="preserve">Đăng ký </w:t>
       </w:r>
-      <w:bookmarkStart w:id="1" w:name="_Hlk174028475"/>
+      <w:bookmarkStart w:id="2" w:name="_Hlk174028475"/>
       <w:r>
         <w:rPr>
           <w:rFonts w:ascii="Times New Roman" w:eastAsia="Calibri" w:hAnsi="Times New Roman" w:cs="Times New Roman"/>
@@ -450,7 +452,7 @@
         </w:rPr>
         <w:t>thay đổi nội dung Giấy chứng nhận đăng ký doanh nghiệp</w:t>
       </w:r>
-      <w:bookmarkEnd w:id="1"/>
+      <w:bookmarkEnd w:id="2"/>
       <w:r>
         <w:rPr>
           <w:rFonts w:ascii="Times New Roman" w:eastAsia="Calibri" w:hAnsi="Times New Roman" w:cs="Times New Roman"/>
@@ -1166,7 +1168,7 @@
           <w:szCs w:val="28"/>
         </w:rPr>
       </w:pPr>
-      <w:bookmarkStart w:id="2" w:name="_Hlk177941427"/>
+      <w:bookmarkStart w:id="3" w:name="_Hlk177941427"/>
       <w:r>
         <w:rPr>
           <w:rFonts w:ascii="Times New Roman" w:eastAsia="Calibri" w:hAnsi="Times New Roman" w:cs="Times New Roman"/>
@@ -1184,9 +1186,9 @@
         </w:rPr>
         <w:t>Doanh nghiệp chọn và kê khai vào trang tương ứng với nội dung đăng ký/</w:t>
       </w:r>
-      <w:bookmarkStart w:id="3" w:name="_Hlk177941461"/>
-    </w:p>
-    <w:bookmarkEnd w:id="3"/>
+      <w:bookmarkStart w:id="4" w:name="_Hlk177941461"/>
+    </w:p>
+    <w:bookmarkEnd w:id="4"/>
     <w:p>
       <w:pPr>
         <w:tabs>
@@ -1218,7 +1220,7 @@
         </w:rPr>
         <w:t>)</w:t>
       </w:r>
-      <w:bookmarkEnd w:id="2"/>
+      <w:bookmarkEnd w:id="3"/>
     </w:p>
     <w:p>
       <w:pPr>
@@ -1885,7 +1887,7 @@
         </w:rPr>
         <w:t xml:space="preserve">- Doanh </w:t>
       </w:r>
-      <w:bookmarkStart w:id="4" w:name="_Hlk177941472"/>
+      <w:bookmarkStart w:id="5" w:name="_Hlk177941472"/>
       <w:r>
         <w:rPr>
           <w:rFonts w:ascii="Times New Roman" w:eastAsia="Calibri" w:hAnsi="Times New Roman" w:cs="Times New Roman"/>
@@ -1917,7 +1919,7 @@
         <w:t xml:space="preserve">              Không</w:t>
       </w:r>
     </w:p>
-    <w:bookmarkEnd w:id="4"/>
+    <w:bookmarkEnd w:id="5"/>
     <w:p>
       <w:pPr>
         <w:spacing w:before="120" w:after="120" w:line="240" w:lineRule="auto"/>
@@ -2007,7 +2009,7 @@
           <w:szCs w:val="28"/>
         </w:rPr>
       </w:pPr>
-      <w:bookmarkStart w:id="5" w:name="_Hlk178553824"/>
+      <w:bookmarkStart w:id="6" w:name="_Hlk178553824"/>
       <w:r>
         <w:rPr>
           <w:rFonts w:ascii="Times New Roman" w:eastAsia="Calibri" w:hAnsi="Times New Roman" w:cs="Times New Roman"/>
@@ -2451,7 +2453,7 @@
         </w:rPr>
         <w:tab/>
       </w:r>
-      <w:bookmarkEnd w:id="5"/>
+      <w:bookmarkEnd w:id="6"/>
     </w:p>
     <w:p>
       <w:pPr>
@@ -2499,8 +2501,6 @@
         </w:rPr>
         <w:t>.</w:t>
       </w:r>
-      <w:bookmarkStart w:id="6" w:name="_GoBack"/>
-      <w:bookmarkEnd w:id="6"/>
     </w:p>
     <w:p>
       <w:pPr>

--- a/CÔNG TY TNHH HONG SUNG/HongSung_ThaydoiDiaChi/Mẫu số 12_DeNghiThayDoi.docx
+++ b/CÔNG TY TNHH HONG SUNG/HongSung_ThaydoiDiaChi/Mẫu số 12_DeNghiThayDoi.docx
@@ -281,8 +281,6 @@
               </w:rPr>
               <w:t>26</w:t>
             </w:r>
-            <w:bookmarkStart w:id="1" w:name="_GoBack"/>
-            <w:bookmarkEnd w:id="1"/>
             <w:r>
               <w:rPr>
                 <w:rFonts w:ascii="Times New Roman" w:eastAsia="Times New Roman" w:hAnsi="Times New Roman" w:cs="Times New Roman"/>
@@ -442,7 +440,7 @@
         <w:br/>
         <w:t xml:space="preserve">Đăng ký </w:t>
       </w:r>
-      <w:bookmarkStart w:id="2" w:name="_Hlk174028475"/>
+      <w:bookmarkStart w:id="1" w:name="_Hlk174028475"/>
       <w:r>
         <w:rPr>
           <w:rFonts w:ascii="Times New Roman" w:eastAsia="Calibri" w:hAnsi="Times New Roman" w:cs="Times New Roman"/>
@@ -452,7 +450,7 @@
         </w:rPr>
         <w:t>thay đổi nội dung Giấy chứng nhận đăng ký doanh nghiệp</w:t>
       </w:r>
-      <w:bookmarkEnd w:id="2"/>
+      <w:bookmarkEnd w:id="1"/>
       <w:r>
         <w:rPr>
           <w:rFonts w:ascii="Times New Roman" w:eastAsia="Calibri" w:hAnsi="Times New Roman" w:cs="Times New Roman"/>
@@ -743,8 +741,20 @@
           <w:sz w:val="28"/>
           <w:szCs w:val="28"/>
         </w:rPr>
-        <w:t xml:space="preserve"> doanh nghiệp;</w:t>
-      </w:r>
+        <w:t xml:space="preserve"> doanh nghiệp</w:t>
+      </w:r>
+      <w:proofErr w:type="gramStart"/>
+      <w:r>
+        <w:rPr>
+          <w:rFonts w:ascii="Times New Roman" w:eastAsia="Calibri" w:hAnsi="Times New Roman" w:cs="Times New Roman"/>
+          <w:i/>
+          <w:spacing w:val="-2"/>
+          <w:sz w:val="28"/>
+          <w:szCs w:val="28"/>
+        </w:rPr>
+        <w:t>;</w:t>
+      </w:r>
+      <w:proofErr w:type="gramEnd"/>
       <w:r>
         <w:rPr>
           <w:rFonts w:ascii="Times New Roman" w:eastAsia="Calibri" w:hAnsi="Times New Roman" w:cs="Times New Roman"/>
@@ -1168,7 +1178,7 @@
           <w:szCs w:val="28"/>
         </w:rPr>
       </w:pPr>
-      <w:bookmarkStart w:id="3" w:name="_Hlk177941427"/>
+      <w:bookmarkStart w:id="2" w:name="_Hlk177941427"/>
       <w:r>
         <w:rPr>
           <w:rFonts w:ascii="Times New Roman" w:eastAsia="Calibri" w:hAnsi="Times New Roman" w:cs="Times New Roman"/>
@@ -1186,9 +1196,9 @@
         </w:rPr>
         <w:t>Doanh nghiệp chọn và kê khai vào trang tương ứng với nội dung đăng ký/</w:t>
       </w:r>
-      <w:bookmarkStart w:id="4" w:name="_Hlk177941461"/>
-    </w:p>
-    <w:bookmarkEnd w:id="4"/>
+      <w:bookmarkStart w:id="3" w:name="_Hlk177941461"/>
+    </w:p>
+    <w:bookmarkEnd w:id="3"/>
     <w:p>
       <w:pPr>
         <w:tabs>
@@ -1203,14 +1213,25 @@
           <w:lang w:eastAsia="zh-CN"/>
         </w:rPr>
       </w:pPr>
-      <w:r>
-        <w:rPr>
-          <w:rFonts w:ascii="Times New Roman" w:eastAsia="Calibri" w:hAnsi="Times New Roman" w:cs="Times New Roman"/>
-          <w:i/>
-          <w:sz w:val="28"/>
-          <w:szCs w:val="28"/>
-        </w:rPr>
-        <w:t>thông báo thay đổi và gửi kèm</w:t>
+      <w:proofErr w:type="gramStart"/>
+      <w:r>
+        <w:rPr>
+          <w:rFonts w:ascii="Times New Roman" w:eastAsia="Calibri" w:hAnsi="Times New Roman" w:cs="Times New Roman"/>
+          <w:i/>
+          <w:sz w:val="28"/>
+          <w:szCs w:val="28"/>
+        </w:rPr>
+        <w:t>thông</w:t>
+      </w:r>
+      <w:proofErr w:type="gramEnd"/>
+      <w:r>
+        <w:rPr>
+          <w:rFonts w:ascii="Times New Roman" w:eastAsia="Calibri" w:hAnsi="Times New Roman" w:cs="Times New Roman"/>
+          <w:i/>
+          <w:sz w:val="28"/>
+          <w:szCs w:val="28"/>
+        </w:rPr>
+        <w:t xml:space="preserve"> báo thay đổi và gửi kèm</w:t>
       </w:r>
       <w:r>
         <w:rPr>
@@ -1220,7 +1241,7 @@
         </w:rPr>
         <w:t>)</w:t>
       </w:r>
-      <w:bookmarkEnd w:id="3"/>
+      <w:bookmarkEnd w:id="2"/>
     </w:p>
     <w:p>
       <w:pPr>
@@ -1828,9 +1849,11 @@
                         <wps:txbx>
                           <w:txbxContent>
                             <w:p>
+                              <w:proofErr w:type="gramStart"/>
                               <w:r>
                                 <w:t>x</w:t>
                               </w:r>
+                              <w:proofErr w:type="gramEnd"/>
                             </w:p>
                           </w:txbxContent>
                         </wps:txbx>
@@ -1857,14 +1880,14 @@
                   <v:stroke joinstyle="miter"/>
                   <v:path gradientshapeok="t" o:connecttype="rect"/>
                 </v:shapetype>
-                <v:shape id="_x0000_s1027" type="#_x0000_t202" style="position:absolute;width:2095;height:1771;visibility:visible;mso-wrap-style:square;v-text-anchor:top" o:gfxdata="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">
+                <v:shape id="Text Box 2" o:spid="_x0000_s1027" type="#_x0000_t202" style="position:absolute;width:2095;height:1771;visibility:visible;mso-wrap-style:square;v-text-anchor:top" o:gfxdata="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">
                   <v:textbox>
                     <w:txbxContent>
                       <w:p/>
                     </w:txbxContent>
                   </v:textbox>
                 </v:shape>
-                <v:shape id="_x0000_s1028" type="#_x0000_t202" style="position:absolute;left:12281;width:2051;height:1771;visibility:visible;mso-wrap-style:square;v-text-anchor:top" o:gfxdata="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">
+                <v:shape id="Text Box 2" o:spid="_x0000_s1028" type="#_x0000_t202" style="position:absolute;left:12281;width:2051;height:1771;visibility:visible;mso-wrap-style:square;v-text-anchor:top" o:gfxdata="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">
                   <v:textbox>
                     <w:txbxContent>
                       <w:p>
@@ -1887,13 +1910,29 @@
         </w:rPr>
         <w:t xml:space="preserve">- Doanh </w:t>
       </w:r>
-      <w:bookmarkStart w:id="5" w:name="_Hlk177941472"/>
-      <w:r>
-        <w:rPr>
-          <w:rFonts w:ascii="Times New Roman" w:eastAsia="Calibri" w:hAnsi="Times New Roman" w:cs="Times New Roman"/>
-          <w:sz w:val="28"/>
-        </w:rPr>
-        <w:t>nghiệp có Giấy chứng nhận quyền sử dụng đất tại đảo và xã, phường biên giới; xã, phường ven biển; khu vực khác có ảnh hưởng đến quốc phòng, an ninh</w:t>
+      <w:bookmarkStart w:id="4" w:name="_Hlk177941472"/>
+      <w:r>
+        <w:rPr>
+          <w:rFonts w:ascii="Times New Roman" w:eastAsia="Calibri" w:hAnsi="Times New Roman" w:cs="Times New Roman"/>
+          <w:sz w:val="28"/>
+        </w:rPr>
+        <w:t xml:space="preserve">nghiệp có Giấy chứng nhận quyền sử dụng đất tại đảo và xã, phường biên giới; xã, phường ven biển; khu vực khác có ảnh hưởng đến quốc phòng, </w:t>
+      </w:r>
+      <w:proofErr w:type="gramStart"/>
+      <w:r>
+        <w:rPr>
+          <w:rFonts w:ascii="Times New Roman" w:eastAsia="Calibri" w:hAnsi="Times New Roman" w:cs="Times New Roman"/>
+          <w:sz w:val="28"/>
+        </w:rPr>
+        <w:t>an</w:t>
+      </w:r>
+      <w:proofErr w:type="gramEnd"/>
+      <w:r>
+        <w:rPr>
+          <w:rFonts w:ascii="Times New Roman" w:eastAsia="Calibri" w:hAnsi="Times New Roman" w:cs="Times New Roman"/>
+          <w:sz w:val="28"/>
+        </w:rPr>
+        <w:t xml:space="preserve"> ninh</w:t>
       </w:r>
       <w:r>
         <w:rPr>
@@ -1919,7 +1958,7 @@
         <w:t xml:space="preserve">              Không</w:t>
       </w:r>
     </w:p>
-    <w:bookmarkEnd w:id="5"/>
+    <w:bookmarkEnd w:id="4"/>
     <w:p>
       <w:pPr>
         <w:spacing w:before="120" w:after="120" w:line="240" w:lineRule="auto"/>
@@ -1965,1191 +2004,6 @@
     </w:p>
     <w:p>
       <w:pPr>
-        <w:tabs>
-          <w:tab w:val="left" w:leader="dot" w:pos="9360"/>
-        </w:tabs>
-        <w:spacing w:before="120" w:after="0" w:line="240" w:lineRule="auto"/>
-        <w:jc w:val="center"/>
-        <w:rPr>
-          <w:rFonts w:ascii="Times New Roman" w:eastAsia="Calibri" w:hAnsi="Times New Roman" w:cs="Times New Roman"/>
-          <w:sz w:val="28"/>
-          <w:szCs w:val="28"/>
-        </w:rPr>
-      </w:pPr>
-      <w:r>
-        <w:rPr>
-          <w:rFonts w:ascii="Times New Roman" w:eastAsia="Times New Roman" w:hAnsi="Times New Roman" w:cs="Times New Roman"/>
-          <w:sz w:val="28"/>
-          <w:szCs w:val="28"/>
-        </w:rPr>
-        <w:lastRenderedPageBreak/>
-        <w:t>ĐĂNG KÝ THAY ĐỔI ĐỊA CHỈ TRỤ SỞ CHÍNH</w:t>
-      </w:r>
-      <w:r>
-        <w:rPr>
-          <w:rFonts w:ascii="Times New Roman" w:eastAsia="Calibri" w:hAnsi="Times New Roman" w:cs="Times New Roman"/>
-          <w:sz w:val="28"/>
-          <w:szCs w:val="28"/>
-        </w:rPr>
-        <w:t xml:space="preserve"> </w:t>
-      </w:r>
-    </w:p>
-    <w:p>
-      <w:pPr>
-        <w:tabs>
-          <w:tab w:val="left" w:leader="dot" w:pos="9360"/>
-        </w:tabs>
-        <w:spacing w:before="120" w:after="120" w:line="240" w:lineRule="auto"/>
-        <w:ind w:firstLine="720"/>
-        <w:jc w:val="both"/>
-        <w:rPr>
-          <w:rFonts w:ascii="Times New Roman" w:eastAsia="Calibri" w:hAnsi="Times New Roman" w:cs="Times New Roman"/>
-          <w:bCs/>
-          <w:sz w:val="28"/>
-          <w:szCs w:val="28"/>
-        </w:rPr>
-      </w:pPr>
-      <w:bookmarkStart w:id="6" w:name="_Hlk178553824"/>
-      <w:r>
-        <w:rPr>
-          <w:rFonts w:ascii="Times New Roman" w:eastAsia="Calibri" w:hAnsi="Times New Roman" w:cs="Times New Roman"/>
-          <w:bCs/>
-          <w:sz w:val="28"/>
-          <w:szCs w:val="28"/>
-        </w:rPr>
-        <w:t>Địa chỉ trụ sở chính sau khi thay đổi:</w:t>
-      </w:r>
-    </w:p>
-    <w:p>
-      <w:pPr>
-        <w:spacing w:after="120"/>
-        <w:ind w:firstLine="709"/>
-        <w:rPr>
-          <w:rFonts w:ascii="Times New Roman" w:eastAsia="Calibri" w:hAnsi="Times New Roman" w:cs="Times New Roman"/>
-          <w:sz w:val="28"/>
-          <w:szCs w:val="28"/>
-        </w:rPr>
-      </w:pPr>
-      <w:r>
-        <w:rPr>
-          <w:rFonts w:ascii="Times New Roman" w:eastAsia="Calibri" w:hAnsi="Times New Roman" w:cs="Times New Roman"/>
-          <w:spacing w:val="-8"/>
-          <w:sz w:val="28"/>
-          <w:szCs w:val="28"/>
-        </w:rPr>
-        <w:t>Số nhà/phòng, ngách/hẻm, ngõ/kiệt, đường/phố/đại lộ, tổ/xóm/ấp/thôn</w:t>
-      </w:r>
-      <w:r>
-        <w:rPr>
-          <w:rFonts w:ascii="Times New Roman" w:eastAsia="Calibri" w:hAnsi="Times New Roman" w:cs="Times New Roman"/>
-          <w:sz w:val="28"/>
-          <w:szCs w:val="28"/>
-        </w:rPr>
-        <w:t xml:space="preserve">: </w:t>
-      </w:r>
-      <w:r>
-        <w:rPr>
-          <w:rFonts w:ascii="Times New Roman" w:eastAsia="Times New Roman" w:hAnsi="Times New Roman" w:cs="Times New Roman"/>
-          <w:sz w:val="28"/>
-          <w:szCs w:val="28"/>
-        </w:rPr>
-        <w:t>Số 31 E2A, Đường số 1, Khu biệt thự Phú Thịnh Tiamo, khu phố 6</w:t>
-      </w:r>
-    </w:p>
-    <w:p>
-      <w:pPr>
-        <w:spacing w:after="120"/>
-        <w:ind w:firstLine="709"/>
-        <w:rPr>
-          <w:rFonts w:ascii="Times New Roman" w:eastAsia="Calibri" w:hAnsi="Times New Roman" w:cs="Times New Roman"/>
-          <w:sz w:val="28"/>
-          <w:szCs w:val="28"/>
-        </w:rPr>
-      </w:pPr>
-      <w:r>
-        <w:rPr>
-          <w:rFonts w:ascii="Times New Roman" w:eastAsia="Calibri" w:hAnsi="Times New Roman" w:cs="Times New Roman"/>
-          <w:sz w:val="28"/>
-          <w:szCs w:val="28"/>
-        </w:rPr>
-        <w:t xml:space="preserve">Xã/Phường/Đặc khu: </w:t>
-      </w:r>
-      <w:r>
-        <w:rPr>
-          <w:rFonts w:ascii="Times New Roman" w:eastAsia="Times New Roman" w:hAnsi="Times New Roman" w:cs="Times New Roman"/>
-          <w:sz w:val="28"/>
-          <w:szCs w:val="28"/>
-        </w:rPr>
-        <w:t>Phường Thủ Dầu Một</w:t>
-      </w:r>
-    </w:p>
-    <w:p>
-      <w:pPr>
-        <w:spacing w:after="120"/>
-        <w:ind w:firstLine="709"/>
-        <w:rPr>
-          <w:rFonts w:ascii="Times New Roman" w:eastAsia="Calibri" w:hAnsi="Times New Roman" w:cs="Times New Roman"/>
-          <w:sz w:val="28"/>
-          <w:szCs w:val="28"/>
-        </w:rPr>
-      </w:pPr>
-      <w:r>
-        <w:rPr>
-          <w:rFonts w:ascii="Times New Roman" w:eastAsia="Calibri" w:hAnsi="Times New Roman" w:cs="Times New Roman"/>
-          <w:sz w:val="28"/>
-          <w:szCs w:val="28"/>
-        </w:rPr>
-        <w:t xml:space="preserve">Tỉnh/Thành phố trực thuộc trung ương: </w:t>
-      </w:r>
-      <w:r>
-        <w:rPr>
-          <w:rFonts w:ascii="Times New Roman" w:eastAsia="Times New Roman" w:hAnsi="Times New Roman" w:cs="Times New Roman"/>
-          <w:sz w:val="28"/>
-          <w:szCs w:val="28"/>
-        </w:rPr>
-        <w:t>Thành phố Hồ Chí Minh</w:t>
-      </w:r>
-      <w:r>
-        <w:rPr>
-          <w:rFonts w:ascii="Times New Roman" w:eastAsia="Calibri" w:hAnsi="Times New Roman" w:cs="Times New Roman"/>
-          <w:sz w:val="28"/>
-          <w:szCs w:val="28"/>
-        </w:rPr>
-        <w:t xml:space="preserve"> </w:t>
-      </w:r>
-    </w:p>
-    <w:p>
-      <w:pPr>
-        <w:spacing w:after="120"/>
-        <w:ind w:firstLine="709"/>
-        <w:rPr>
-          <w:rFonts w:ascii="Times New Roman" w:eastAsia="Calibri" w:hAnsi="Times New Roman" w:cs="Times New Roman"/>
-          <w:sz w:val="28"/>
-          <w:szCs w:val="28"/>
-        </w:rPr>
-      </w:pPr>
-      <w:r>
-        <w:rPr>
-          <w:rFonts w:ascii="Times New Roman" w:eastAsia="Calibri" w:hAnsi="Times New Roman" w:cs="Times New Roman"/>
-          <w:sz w:val="28"/>
-          <w:szCs w:val="28"/>
-        </w:rPr>
-        <w:t xml:space="preserve">Điện thoại: </w:t>
-      </w:r>
-      <w:r>
-        <w:rPr>
-          <w:rFonts w:ascii="Times New Roman" w:eastAsia="Times New Roman" w:hAnsi="Times New Roman" w:cs="Times New Roman"/>
-          <w:sz w:val="28"/>
-          <w:szCs w:val="28"/>
-        </w:rPr>
-        <w:t>0388557576</w:t>
-      </w:r>
-      <w:r>
-        <w:rPr>
-          <w:rFonts w:ascii="Times New Roman" w:eastAsia="Calibri" w:hAnsi="Times New Roman" w:cs="Times New Roman"/>
-          <w:sz w:val="28"/>
-          <w:szCs w:val="28"/>
-        </w:rPr>
-        <w:tab/>
-        <w:t>Số fax</w:t>
-      </w:r>
-      <w:r>
-        <w:rPr>
-          <w:rFonts w:ascii="Times New Roman" w:eastAsia="Times New Roman" w:hAnsi="Times New Roman" w:cs="Times New Roman"/>
-          <w:i/>
-          <w:sz w:val="28"/>
-          <w:szCs w:val="28"/>
-          <w:lang w:eastAsia="zh-CN"/>
-        </w:rPr>
-        <w:t xml:space="preserve"> </w:t>
-      </w:r>
-      <w:r>
-        <w:rPr>
-          <w:rFonts w:ascii="Times New Roman" w:eastAsia="Times New Roman" w:hAnsi="Times New Roman" w:cs="Times New Roman"/>
-          <w:sz w:val="28"/>
-          <w:szCs w:val="28"/>
-          <w:lang w:eastAsia="zh-CN"/>
-        </w:rPr>
-        <w:t>(</w:t>
-      </w:r>
-      <w:r>
-        <w:rPr>
-          <w:rFonts w:ascii="Times New Roman" w:eastAsia="Times New Roman" w:hAnsi="Times New Roman" w:cs="Times New Roman"/>
-          <w:i/>
-          <w:sz w:val="28"/>
-          <w:szCs w:val="28"/>
-          <w:lang w:eastAsia="zh-CN"/>
-        </w:rPr>
-        <w:t>nếu có</w:t>
-      </w:r>
-      <w:r>
-        <w:rPr>
-          <w:rFonts w:ascii="Times New Roman" w:eastAsia="Times New Roman" w:hAnsi="Times New Roman" w:cs="Times New Roman"/>
-          <w:sz w:val="28"/>
-          <w:szCs w:val="28"/>
-          <w:lang w:eastAsia="zh-CN"/>
-        </w:rPr>
-        <w:t>)</w:t>
-      </w:r>
-      <w:r>
-        <w:rPr>
-          <w:rFonts w:ascii="Times New Roman" w:eastAsia="Calibri" w:hAnsi="Times New Roman" w:cs="Times New Roman"/>
-          <w:sz w:val="28"/>
-          <w:szCs w:val="28"/>
-        </w:rPr>
-        <w:t xml:space="preserve">: </w:t>
-      </w:r>
-      <w:r>
-        <w:rPr>
-          <w:rFonts w:ascii="Times New Roman" w:eastAsia="Calibri" w:hAnsi="Times New Roman" w:cs="Times New Roman"/>
-          <w:sz w:val="28"/>
-          <w:szCs w:val="28"/>
-        </w:rPr>
-        <w:tab/>
-      </w:r>
-    </w:p>
-    <w:p>
-      <w:pPr>
-        <w:tabs>
-          <w:tab w:val="left" w:leader="dot" w:pos="5760"/>
-          <w:tab w:val="left" w:leader="dot" w:pos="9072"/>
-        </w:tabs>
-        <w:spacing w:before="120" w:after="120" w:line="240" w:lineRule="auto"/>
-        <w:ind w:firstLine="720"/>
-        <w:jc w:val="both"/>
-        <w:rPr>
-          <w:rFonts w:ascii="Times New Roman" w:eastAsia="Calibri" w:hAnsi="Times New Roman" w:cs="Times New Roman"/>
-          <w:sz w:val="28"/>
-          <w:szCs w:val="28"/>
-        </w:rPr>
-      </w:pPr>
-      <w:r>
-        <w:rPr>
-          <w:rFonts w:ascii="Times New Roman" w:eastAsia="Calibri" w:hAnsi="Times New Roman" w:cs="Times New Roman"/>
-          <w:noProof/>
-          <w:sz w:val="20"/>
-          <w:szCs w:val="20"/>
-        </w:rPr>
-        <mc:AlternateContent>
-          <mc:Choice Requires="wps">
-            <w:drawing>
-              <wp:anchor distT="0" distB="0" distL="114300" distR="114300" simplePos="0" relativeHeight="251685888" behindDoc="0" locked="0" layoutInCell="1" allowOverlap="1" wp14:anchorId="7776CAE0" wp14:editId="2351E425">
-                <wp:simplePos x="0" y="0"/>
-                <wp:positionH relativeFrom="column">
-                  <wp:posOffset>43815</wp:posOffset>
-                </wp:positionH>
-                <wp:positionV relativeFrom="paragraph">
-                  <wp:posOffset>227330</wp:posOffset>
-                </wp:positionV>
-                <wp:extent cx="268605" cy="241300"/>
-                <wp:effectExtent l="0" t="0" r="17145" b="25400"/>
-                <wp:wrapNone/>
-                <wp:docPr id="824" name="Rectangle 522"/>
-                <wp:cNvGraphicFramePr>
-                  <a:graphicFrameLocks xmlns:a="http://schemas.openxmlformats.org/drawingml/2006/main"/>
-                </wp:cNvGraphicFramePr>
-                <a:graphic xmlns:a="http://schemas.openxmlformats.org/drawingml/2006/main">
-                  <a:graphicData uri="http://schemas.microsoft.com/office/word/2010/wordprocessingShape">
-                    <wps:wsp>
-                      <wps:cNvSpPr>
-                        <a:spLocks noChangeArrowheads="1"/>
-                      </wps:cNvSpPr>
-                      <wps:spPr bwMode="auto">
-                        <a:xfrm>
-                          <a:off x="0" y="0"/>
-                          <a:ext cx="268605" cy="241300"/>
-                        </a:xfrm>
-                        <a:prstGeom prst="rect">
-                          <a:avLst/>
-                        </a:prstGeom>
-                        <a:solidFill>
-                          <a:srgbClr val="FFFFFF"/>
-                        </a:solidFill>
-                        <a:ln w="9525">
-                          <a:solidFill>
-                            <a:srgbClr val="000000"/>
-                          </a:solidFill>
-                          <a:miter lim="800000"/>
-                          <a:headEnd/>
-                          <a:tailEnd/>
-                        </a:ln>
-                      </wps:spPr>
-                      <wps:txbx>
-                        <w:txbxContent>
-                          <w:p>
-                            <w:pPr>
-                              <w:jc w:val="center"/>
-                            </w:pPr>
-                            <w:r>
-                              <w:t>x</w:t>
-                            </w:r>
-                          </w:p>
-                        </w:txbxContent>
-                      </wps:txbx>
-                      <wps:bodyPr rot="0" vert="horz" wrap="square" lIns="91440" tIns="45720" rIns="91440" bIns="45720" anchor="t" anchorCtr="0" upright="1">
-                        <a:noAutofit/>
-                      </wps:bodyPr>
-                    </wps:wsp>
-                  </a:graphicData>
-                </a:graphic>
-                <wp14:sizeRelH relativeFrom="page">
-                  <wp14:pctWidth>0</wp14:pctWidth>
-                </wp14:sizeRelH>
-                <wp14:sizeRelV relativeFrom="page">
-                  <wp14:pctHeight>0</wp14:pctHeight>
-                </wp14:sizeRelV>
-              </wp:anchor>
-            </w:drawing>
-          </mc:Choice>
-          <mc:Fallback>
-            <w:pict>
-              <v:rect w14:anchorId="7776CAE0" id="Rectangle 522" o:spid="_x0000_s1029" style="position:absolute;left:0;text-align:left;margin-left:3.45pt;margin-top:17.9pt;width:21.15pt;height:19pt;z-index:251685888;visibility:visible;mso-wrap-style:square;mso-width-percent:0;mso-height-percent:0;mso-wrap-distance-left:9pt;mso-wrap-distance-top:0;mso-wrap-distance-right:9pt;mso-wrap-distance-bottom:0;mso-position-horizontal:absolute;mso-position-horizontal-relative:text;mso-position-vertical:absolute;mso-position-vertical-relative:text;mso-width-percent:0;mso-height-percent:0;mso-width-relative:page;mso-height-relative:page;v-text-anchor:top" o:gfxdata="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">
-                <v:textbox>
-                  <w:txbxContent>
-                    <w:p>
-                      <w:pPr>
-                        <w:jc w:val="center"/>
-                      </w:pPr>
-                      <w:r>
-                        <w:t>x</w:t>
-                      </w:r>
-                    </w:p>
-                  </w:txbxContent>
-                </v:textbox>
-              </v:rect>
-            </w:pict>
-          </mc:Fallback>
-        </mc:AlternateContent>
-      </w:r>
-      <w:r>
-        <w:rPr>
-          <w:rFonts w:ascii="Times New Roman" w:eastAsia="Calibri" w:hAnsi="Times New Roman" w:cs="Times New Roman"/>
-          <w:sz w:val="28"/>
-          <w:szCs w:val="28"/>
-        </w:rPr>
-        <w:t>Thư điện tử</w:t>
-      </w:r>
-      <w:r>
-        <w:rPr>
-          <w:rFonts w:ascii="Times New Roman" w:eastAsia="Times New Roman" w:hAnsi="Times New Roman" w:cs="Times New Roman"/>
-          <w:i/>
-          <w:sz w:val="28"/>
-          <w:szCs w:val="28"/>
-          <w:lang w:eastAsia="zh-CN"/>
-        </w:rPr>
-        <w:t xml:space="preserve"> </w:t>
-      </w:r>
-      <w:r>
-        <w:rPr>
-          <w:rFonts w:ascii="Times New Roman" w:eastAsia="Times New Roman" w:hAnsi="Times New Roman" w:cs="Times New Roman"/>
-          <w:sz w:val="28"/>
-          <w:szCs w:val="28"/>
-          <w:lang w:eastAsia="zh-CN"/>
-        </w:rPr>
-        <w:t>(</w:t>
-      </w:r>
-      <w:r>
-        <w:rPr>
-          <w:rFonts w:ascii="Times New Roman" w:eastAsia="Times New Roman" w:hAnsi="Times New Roman" w:cs="Times New Roman"/>
-          <w:i/>
-          <w:sz w:val="28"/>
-          <w:szCs w:val="28"/>
-          <w:lang w:eastAsia="zh-CN"/>
-        </w:rPr>
-        <w:t>nếu có</w:t>
-      </w:r>
-      <w:r>
-        <w:rPr>
-          <w:rFonts w:ascii="Times New Roman" w:eastAsia="Times New Roman" w:hAnsi="Times New Roman" w:cs="Times New Roman"/>
-          <w:sz w:val="28"/>
-          <w:szCs w:val="28"/>
-          <w:lang w:eastAsia="zh-CN"/>
-        </w:rPr>
-        <w:t>)</w:t>
-      </w:r>
-      <w:r>
-        <w:rPr>
-          <w:rFonts w:ascii="Times New Roman" w:eastAsia="Calibri" w:hAnsi="Times New Roman" w:cs="Times New Roman"/>
-          <w:sz w:val="28"/>
-          <w:szCs w:val="28"/>
-        </w:rPr>
-        <w:t xml:space="preserve">: </w:t>
-      </w:r>
-      <w:r>
-        <w:rPr>
-          <w:rFonts w:ascii="Times New Roman" w:eastAsia="Times New Roman" w:hAnsi="Times New Roman" w:cs="Times New Roman"/>
-          <w:sz w:val="28"/>
-          <w:szCs w:val="28"/>
-        </w:rPr>
-        <w:t>hongsung_vn@126.com</w:t>
-      </w:r>
-      <w:r>
-        <w:rPr>
-          <w:rFonts w:ascii="Times New Roman" w:eastAsia="Calibri" w:hAnsi="Times New Roman" w:cs="Times New Roman"/>
-          <w:sz w:val="28"/>
-          <w:szCs w:val="28"/>
-        </w:rPr>
-        <w:t xml:space="preserve"> </w:t>
-      </w:r>
-      <w:r>
-        <w:rPr>
-          <w:rFonts w:ascii="Times New Roman" w:eastAsia="Calibri" w:hAnsi="Times New Roman" w:cs="Times New Roman"/>
-          <w:sz w:val="28"/>
-          <w:szCs w:val="28"/>
-        </w:rPr>
-        <w:t>Website</w:t>
-      </w:r>
-      <w:r>
-        <w:rPr>
-          <w:rFonts w:ascii="Times New Roman" w:eastAsia="Times New Roman" w:hAnsi="Times New Roman" w:cs="Times New Roman"/>
-          <w:i/>
-          <w:sz w:val="28"/>
-          <w:szCs w:val="28"/>
-          <w:lang w:eastAsia="zh-CN"/>
-        </w:rPr>
-        <w:t xml:space="preserve"> </w:t>
-      </w:r>
-      <w:r>
-        <w:rPr>
-          <w:rFonts w:ascii="Times New Roman" w:eastAsia="Times New Roman" w:hAnsi="Times New Roman" w:cs="Times New Roman"/>
-          <w:sz w:val="28"/>
-          <w:szCs w:val="28"/>
-          <w:lang w:eastAsia="zh-CN"/>
-        </w:rPr>
-        <w:t>(</w:t>
-      </w:r>
-      <w:r>
-        <w:rPr>
-          <w:rFonts w:ascii="Times New Roman" w:eastAsia="Times New Roman" w:hAnsi="Times New Roman" w:cs="Times New Roman"/>
-          <w:i/>
-          <w:sz w:val="28"/>
-          <w:szCs w:val="28"/>
-          <w:lang w:eastAsia="zh-CN"/>
-        </w:rPr>
-        <w:t>nếu có</w:t>
-      </w:r>
-      <w:r>
-        <w:rPr>
-          <w:rFonts w:ascii="Times New Roman" w:eastAsia="Times New Roman" w:hAnsi="Times New Roman" w:cs="Times New Roman"/>
-          <w:sz w:val="28"/>
-          <w:szCs w:val="28"/>
-          <w:lang w:eastAsia="zh-CN"/>
-        </w:rPr>
-        <w:t>)</w:t>
-      </w:r>
-      <w:r>
-        <w:rPr>
-          <w:rFonts w:ascii="Times New Roman" w:eastAsia="Calibri" w:hAnsi="Times New Roman" w:cs="Times New Roman"/>
-          <w:sz w:val="28"/>
-          <w:szCs w:val="28"/>
-        </w:rPr>
-        <w:t xml:space="preserve">: </w:t>
-      </w:r>
-      <w:r>
-        <w:rPr>
-          <w:rFonts w:ascii="Times New Roman" w:eastAsia="Calibri" w:hAnsi="Times New Roman" w:cs="Times New Roman"/>
-          <w:sz w:val="28"/>
-          <w:szCs w:val="28"/>
-        </w:rPr>
-        <w:tab/>
-      </w:r>
-      <w:bookmarkEnd w:id="6"/>
-    </w:p>
-    <w:p>
-      <w:pPr>
-        <w:spacing w:before="120" w:after="120" w:line="240" w:lineRule="auto"/>
-        <w:ind w:firstLine="709"/>
-        <w:jc w:val="both"/>
-        <w:rPr>
-          <w:rFonts w:ascii="Times New Roman" w:eastAsia="Times New Roman" w:hAnsi="Times New Roman" w:cs="Times New Roman"/>
-          <w:i/>
-          <w:sz w:val="28"/>
-          <w:szCs w:val="28"/>
-        </w:rPr>
-      </w:pPr>
-      <w:r>
-        <w:rPr>
-          <w:rFonts w:ascii="Times New Roman" w:eastAsia="Times New Roman" w:hAnsi="Times New Roman" w:cs="Times New Roman"/>
-          <w:sz w:val="28"/>
-          <w:szCs w:val="28"/>
-        </w:rPr>
-        <w:t>Đồng thời thay đổi địa chỉ nhận thông báo thuế (</w:t>
-      </w:r>
-      <w:r>
-        <w:rPr>
-          <w:rFonts w:ascii="Times New Roman" w:eastAsia="Times New Roman" w:hAnsi="Times New Roman" w:cs="Times New Roman"/>
-          <w:i/>
-          <w:sz w:val="28"/>
-          <w:szCs w:val="28"/>
-        </w:rPr>
-        <w:t>Đánh dấu X vào ô vuông nếu doanh nghiệp thay đổi địa chỉ nhận thông báo thuế tương ứng với địa chỉ trụ sở chính</w:t>
-      </w:r>
-      <w:r>
-        <w:rPr>
-          <w:rFonts w:ascii="Times New Roman" w:eastAsia="Times New Roman" w:hAnsi="Times New Roman" w:cs="Times New Roman"/>
-          <w:sz w:val="28"/>
-          <w:szCs w:val="28"/>
-        </w:rPr>
-        <w:t>)</w:t>
-      </w:r>
-      <w:r>
-        <w:rPr>
-          <w:rFonts w:ascii="Times New Roman" w:eastAsia="Times New Roman" w:hAnsi="Times New Roman" w:cs="Times New Roman"/>
-          <w:i/>
-          <w:sz w:val="28"/>
-          <w:szCs w:val="28"/>
-        </w:rPr>
-        <w:t>.</w:t>
-      </w:r>
-    </w:p>
-    <w:p>
-      <w:pPr>
-        <w:spacing w:before="120" w:after="0" w:line="240" w:lineRule="auto"/>
-        <w:ind w:firstLine="567"/>
-        <w:jc w:val="both"/>
-        <w:rPr>
-          <w:rFonts w:ascii="Times New Roman" w:eastAsia="Times New Roman" w:hAnsi="Times New Roman" w:cs="Times New Roman"/>
-          <w:spacing w:val="-4"/>
-          <w:sz w:val="28"/>
-          <w:szCs w:val="28"/>
-          <w:lang w:val="fr-FR"/>
-        </w:rPr>
-      </w:pPr>
-      <w:r>
-        <w:rPr>
-          <w:rFonts w:ascii="Times New Roman" w:eastAsia="Times New Roman" w:hAnsi="Times New Roman" w:cs="Times New Roman"/>
-          <w:spacing w:val="-4"/>
-          <w:sz w:val="28"/>
-          <w:szCs w:val="28"/>
-          <w:lang w:val="fr-FR"/>
-        </w:rPr>
-        <w:t>- Doanh nghiệp nằm trong (</w:t>
-      </w:r>
-      <w:r>
-        <w:rPr>
-          <w:rFonts w:ascii="Times New Roman" w:eastAsia="Times New Roman" w:hAnsi="Times New Roman" w:cs="Times New Roman"/>
-          <w:i/>
-          <w:spacing w:val="-4"/>
-          <w:sz w:val="28"/>
-          <w:szCs w:val="28"/>
-          <w:lang w:val="fr-FR"/>
-        </w:rPr>
-        <w:t>Doanh nghiệp phải đánh dấu X vào ô vuông tương ứng với khu công nghệ cao nếu nộp hồ sơ tới Ban quản lý khu công nghệ cao)</w:t>
-      </w:r>
-      <w:r>
-        <w:rPr>
-          <w:rFonts w:ascii="Times New Roman" w:eastAsia="Times New Roman" w:hAnsi="Times New Roman" w:cs="Times New Roman"/>
-          <w:spacing w:val="-4"/>
-          <w:sz w:val="28"/>
-          <w:szCs w:val="28"/>
-          <w:lang w:val="fr-FR"/>
-        </w:rPr>
-        <w:t>:</w:t>
-      </w:r>
-    </w:p>
-    <w:tbl>
-      <w:tblPr>
-        <w:tblW w:w="0" w:type="auto"/>
-        <w:jc w:val="center"/>
-        <w:tblLook w:val="04A0" w:firstRow="1" w:lastRow="0" w:firstColumn="1" w:lastColumn="0" w:noHBand="0" w:noVBand="1"/>
-      </w:tblPr>
-      <w:tblGrid>
-        <w:gridCol w:w="3359"/>
-        <w:gridCol w:w="1939"/>
-      </w:tblGrid>
-      <w:tr>
-        <w:trPr>
-          <w:jc w:val="center"/>
-        </w:trPr>
-        <w:tc>
-          <w:tcPr>
-            <w:tcW w:w="3359" w:type="dxa"/>
-            <w:shd w:val="clear" w:color="auto" w:fill="auto"/>
-          </w:tcPr>
-          <w:p>
-            <w:pPr>
-              <w:spacing w:before="120" w:after="0" w:line="240" w:lineRule="auto"/>
-              <w:jc w:val="both"/>
-              <w:rPr>
-                <w:rFonts w:ascii="Times New Roman" w:eastAsia="Times New Roman" w:hAnsi="Times New Roman" w:cs="Times New Roman"/>
-                <w:spacing w:val="-4"/>
-                <w:sz w:val="28"/>
-                <w:szCs w:val="28"/>
-                <w:lang w:val="fr-FR"/>
-              </w:rPr>
-            </w:pPr>
-            <w:r>
-              <w:rPr>
-                <w:rFonts w:ascii="Times New Roman" w:eastAsia="Times New Roman" w:hAnsi="Times New Roman" w:cs="Times New Roman"/>
-                <w:spacing w:val="-4"/>
-                <w:sz w:val="28"/>
-                <w:szCs w:val="28"/>
-                <w:lang w:val="fr-FR"/>
-              </w:rPr>
-              <w:t>Khu công nghiệp</w:t>
-            </w:r>
-          </w:p>
-        </w:tc>
-        <w:tc>
-          <w:tcPr>
-            <w:tcW w:w="1939" w:type="dxa"/>
-            <w:shd w:val="clear" w:color="auto" w:fill="auto"/>
-          </w:tcPr>
-          <w:p>
-            <w:pPr>
-              <w:spacing w:before="120" w:after="0" w:line="240" w:lineRule="auto"/>
-              <w:jc w:val="both"/>
-              <w:rPr>
-                <w:rFonts w:ascii="Times New Roman" w:eastAsia="Times New Roman" w:hAnsi="Times New Roman" w:cs="Times New Roman"/>
-                <w:spacing w:val="-4"/>
-                <w:sz w:val="28"/>
-                <w:szCs w:val="28"/>
-                <w:lang w:val="fr-FR"/>
-              </w:rPr>
-            </w:pPr>
-            <w:r>
-              <w:rPr>
-                <w:rFonts w:ascii="Times New Roman" w:eastAsia="Times New Roman" w:hAnsi="Times New Roman" w:cs="Times New Roman"/>
-                <w:noProof/>
-                <w:spacing w:val="-4"/>
-                <w:sz w:val="28"/>
-                <w:szCs w:val="28"/>
-              </w:rPr>
-              <mc:AlternateContent>
-                <mc:Choice Requires="wps">
-                  <w:drawing>
-                    <wp:anchor distT="45720" distB="45720" distL="114300" distR="114300" simplePos="0" relativeHeight="251686912" behindDoc="0" locked="0" layoutInCell="1" allowOverlap="1" wp14:anchorId="17AA2128" wp14:editId="74C6BA78">
-                      <wp:simplePos x="0" y="0"/>
-                      <wp:positionH relativeFrom="column">
-                        <wp:posOffset>145415</wp:posOffset>
-                      </wp:positionH>
-                      <wp:positionV relativeFrom="paragraph">
-                        <wp:posOffset>32385</wp:posOffset>
-                      </wp:positionV>
-                      <wp:extent cx="290830" cy="226060"/>
-                      <wp:effectExtent l="0" t="0" r="0" b="2540"/>
-                      <wp:wrapNone/>
-                      <wp:docPr id="649744420" name="Text Box 2"/>
-                      <wp:cNvGraphicFramePr>
-                        <a:graphicFrameLocks xmlns:a="http://schemas.openxmlformats.org/drawingml/2006/main"/>
-                      </wp:cNvGraphicFramePr>
-                      <a:graphic xmlns:a="http://schemas.openxmlformats.org/drawingml/2006/main">
-                        <a:graphicData uri="http://schemas.microsoft.com/office/word/2010/wordprocessingShape">
-                          <wps:wsp>
-                            <wps:cNvSpPr txBox="1">
-                              <a:spLocks noChangeArrowheads="1"/>
-                            </wps:cNvSpPr>
-                            <wps:spPr bwMode="auto">
-                              <a:xfrm>
-                                <a:off x="0" y="0"/>
-                                <a:ext cx="290830" cy="226060"/>
-                              </a:xfrm>
-                              <a:prstGeom prst="rect">
-                                <a:avLst/>
-                              </a:prstGeom>
-                              <a:solidFill>
-                                <a:srgbClr val="FFFFFF"/>
-                              </a:solidFill>
-                              <a:ln w="9525">
-                                <a:solidFill>
-                                  <a:srgbClr val="000000"/>
-                                </a:solidFill>
-                                <a:miter lim="800000"/>
-                                <a:headEnd/>
-                                <a:tailEnd/>
-                              </a:ln>
-                            </wps:spPr>
-                            <wps:txbx>
-                              <w:txbxContent>
-                                <w:p/>
-                              </w:txbxContent>
-                            </wps:txbx>
-                            <wps:bodyPr rot="0" vert="horz" wrap="square" lIns="91440" tIns="45720" rIns="91440" bIns="45720" anchor="t" anchorCtr="0" upright="1">
-                              <a:noAutofit/>
-                            </wps:bodyPr>
-                          </wps:wsp>
-                        </a:graphicData>
-                      </a:graphic>
-                      <wp14:sizeRelH relativeFrom="margin">
-                        <wp14:pctWidth>0</wp14:pctWidth>
-                      </wp14:sizeRelH>
-                      <wp14:sizeRelV relativeFrom="margin">
-                        <wp14:pctHeight>0</wp14:pctHeight>
-                      </wp14:sizeRelV>
-                    </wp:anchor>
-                  </w:drawing>
-                </mc:Choice>
-                <mc:Fallback>
-                  <w:pict>
-                    <v:shape w14:anchorId="17AA2128" id="Text Box 2" o:spid="_x0000_s1030" type="#_x0000_t202" style="position:absolute;left:0;text-align:left;margin-left:11.45pt;margin-top:2.55pt;width:22.9pt;height:17.8pt;z-index:251686912;visibility:visible;mso-wrap-style:square;mso-width-percent:0;mso-height-percent:0;mso-wrap-distance-left:9pt;mso-wrap-distance-top:3.6pt;mso-wrap-distance-right:9pt;mso-wrap-distance-bottom:3.6pt;mso-position-horizontal:absolute;mso-position-horizontal-relative:text;mso-position-vertical:absolute;mso-position-vertical-relative:text;mso-width-percent:0;mso-height-percent:0;mso-width-relative:margin;mso-height-relative:margin;v-text-anchor:top" o:gfxdata="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">
-                      <v:textbox>
-                        <w:txbxContent>
-                          <w:p/>
-                        </w:txbxContent>
-                      </v:textbox>
-                    </v:shape>
-                  </w:pict>
-                </mc:Fallback>
-              </mc:AlternateContent>
-            </w:r>
-          </w:p>
-        </w:tc>
-      </w:tr>
-      <w:tr>
-        <w:trPr>
-          <w:jc w:val="center"/>
-        </w:trPr>
-        <w:tc>
-          <w:tcPr>
-            <w:tcW w:w="3359" w:type="dxa"/>
-            <w:shd w:val="clear" w:color="auto" w:fill="auto"/>
-          </w:tcPr>
-          <w:p>
-            <w:pPr>
-              <w:spacing w:before="120" w:after="0" w:line="240" w:lineRule="auto"/>
-              <w:jc w:val="both"/>
-              <w:rPr>
-                <w:rFonts w:ascii="Times New Roman" w:eastAsia="Times New Roman" w:hAnsi="Times New Roman" w:cs="Times New Roman"/>
-                <w:spacing w:val="-4"/>
-                <w:sz w:val="28"/>
-                <w:szCs w:val="28"/>
-                <w:lang w:val="fr-FR"/>
-              </w:rPr>
-            </w:pPr>
-            <w:r>
-              <w:rPr>
-                <w:rFonts w:ascii="Times New Roman" w:eastAsia="Times New Roman" w:hAnsi="Times New Roman" w:cs="Times New Roman"/>
-                <w:spacing w:val="-4"/>
-                <w:sz w:val="28"/>
-                <w:szCs w:val="28"/>
-                <w:lang w:val="fr-FR"/>
-              </w:rPr>
-              <w:t>Khu chế xuất</w:t>
-            </w:r>
-          </w:p>
-        </w:tc>
-        <w:tc>
-          <w:tcPr>
-            <w:tcW w:w="1939" w:type="dxa"/>
-            <w:shd w:val="clear" w:color="auto" w:fill="auto"/>
-          </w:tcPr>
-          <w:p>
-            <w:pPr>
-              <w:spacing w:before="120" w:after="0" w:line="240" w:lineRule="auto"/>
-              <w:jc w:val="both"/>
-              <w:rPr>
-                <w:rFonts w:ascii="Times New Roman" w:eastAsia="Times New Roman" w:hAnsi="Times New Roman" w:cs="Times New Roman"/>
-                <w:spacing w:val="-4"/>
-                <w:sz w:val="28"/>
-                <w:szCs w:val="28"/>
-                <w:lang w:val="fr-FR"/>
-              </w:rPr>
-            </w:pPr>
-            <w:r>
-              <w:rPr>
-                <w:rFonts w:ascii="Times New Roman" w:eastAsia="Times New Roman" w:hAnsi="Times New Roman" w:cs="Times New Roman"/>
-                <w:noProof/>
-                <w:spacing w:val="-4"/>
-                <w:sz w:val="28"/>
-                <w:szCs w:val="28"/>
-              </w:rPr>
-              <mc:AlternateContent>
-                <mc:Choice Requires="wps">
-                  <w:drawing>
-                    <wp:anchor distT="45720" distB="45720" distL="114300" distR="114300" simplePos="0" relativeHeight="251687936" behindDoc="0" locked="0" layoutInCell="1" allowOverlap="1" wp14:anchorId="06EC7D9E" wp14:editId="399BB8CB">
-                      <wp:simplePos x="0" y="0"/>
-                      <wp:positionH relativeFrom="column">
-                        <wp:posOffset>145415</wp:posOffset>
-                      </wp:positionH>
-                      <wp:positionV relativeFrom="paragraph">
-                        <wp:posOffset>31115</wp:posOffset>
-                      </wp:positionV>
-                      <wp:extent cx="290830" cy="226060"/>
-                      <wp:effectExtent l="0" t="0" r="0" b="2540"/>
-                      <wp:wrapNone/>
-                      <wp:docPr id="989234175" name="Text Box 2"/>
-                      <wp:cNvGraphicFramePr>
-                        <a:graphicFrameLocks xmlns:a="http://schemas.openxmlformats.org/drawingml/2006/main"/>
-                      </wp:cNvGraphicFramePr>
-                      <a:graphic xmlns:a="http://schemas.openxmlformats.org/drawingml/2006/main">
-                        <a:graphicData uri="http://schemas.microsoft.com/office/word/2010/wordprocessingShape">
-                          <wps:wsp>
-                            <wps:cNvSpPr txBox="1">
-                              <a:spLocks noChangeArrowheads="1"/>
-                            </wps:cNvSpPr>
-                            <wps:spPr bwMode="auto">
-                              <a:xfrm>
-                                <a:off x="0" y="0"/>
-                                <a:ext cx="290830" cy="226060"/>
-                              </a:xfrm>
-                              <a:prstGeom prst="rect">
-                                <a:avLst/>
-                              </a:prstGeom>
-                              <a:solidFill>
-                                <a:srgbClr val="FFFFFF"/>
-                              </a:solidFill>
-                              <a:ln w="9525">
-                                <a:solidFill>
-                                  <a:srgbClr val="000000"/>
-                                </a:solidFill>
-                                <a:miter lim="800000"/>
-                                <a:headEnd/>
-                                <a:tailEnd/>
-                              </a:ln>
-                            </wps:spPr>
-                            <wps:txbx>
-                              <w:txbxContent>
-                                <w:p/>
-                              </w:txbxContent>
-                            </wps:txbx>
-                            <wps:bodyPr rot="0" vert="horz" wrap="square" lIns="91440" tIns="45720" rIns="91440" bIns="45720" anchor="t" anchorCtr="0" upright="1">
-                              <a:noAutofit/>
-                            </wps:bodyPr>
-                          </wps:wsp>
-                        </a:graphicData>
-                      </a:graphic>
-                      <wp14:sizeRelH relativeFrom="margin">
-                        <wp14:pctWidth>0</wp14:pctWidth>
-                      </wp14:sizeRelH>
-                      <wp14:sizeRelV relativeFrom="margin">
-                        <wp14:pctHeight>0</wp14:pctHeight>
-                      </wp14:sizeRelV>
-                    </wp:anchor>
-                  </w:drawing>
-                </mc:Choice>
-                <mc:Fallback>
-                  <w:pict>
-                    <v:shape w14:anchorId="06EC7D9E" id="_x0000_s1031" type="#_x0000_t202" style="position:absolute;left:0;text-align:left;margin-left:11.45pt;margin-top:2.45pt;width:22.9pt;height:17.8pt;z-index:251687936;visibility:visible;mso-wrap-style:square;mso-width-percent:0;mso-height-percent:0;mso-wrap-distance-left:9pt;mso-wrap-distance-top:3.6pt;mso-wrap-distance-right:9pt;mso-wrap-distance-bottom:3.6pt;mso-position-horizontal:absolute;mso-position-horizontal-relative:text;mso-position-vertical:absolute;mso-position-vertical-relative:text;mso-width-percent:0;mso-height-percent:0;mso-width-relative:margin;mso-height-relative:margin;v-text-anchor:top" o:gfxdata="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">
-                      <v:textbox>
-                        <w:txbxContent>
-                          <w:p/>
-                        </w:txbxContent>
-                      </v:textbox>
-                    </v:shape>
-                  </w:pict>
-                </mc:Fallback>
-              </mc:AlternateContent>
-            </w:r>
-          </w:p>
-        </w:tc>
-      </w:tr>
-      <w:tr>
-        <w:trPr>
-          <w:jc w:val="center"/>
-        </w:trPr>
-        <w:tc>
-          <w:tcPr>
-            <w:tcW w:w="3359" w:type="dxa"/>
-            <w:shd w:val="clear" w:color="auto" w:fill="auto"/>
-          </w:tcPr>
-          <w:p>
-            <w:pPr>
-              <w:spacing w:before="120" w:after="0" w:line="240" w:lineRule="auto"/>
-              <w:jc w:val="both"/>
-              <w:rPr>
-                <w:rFonts w:ascii="Times New Roman" w:eastAsia="Times New Roman" w:hAnsi="Times New Roman" w:cs="Times New Roman"/>
-                <w:spacing w:val="-4"/>
-                <w:sz w:val="28"/>
-                <w:szCs w:val="28"/>
-                <w:lang w:val="fr-FR"/>
-              </w:rPr>
-            </w:pPr>
-            <w:r>
-              <w:rPr>
-                <w:rFonts w:ascii="Times New Roman" w:eastAsia="Times New Roman" w:hAnsi="Times New Roman" w:cs="Times New Roman"/>
-                <w:spacing w:val="-4"/>
-                <w:sz w:val="28"/>
-                <w:szCs w:val="28"/>
-                <w:lang w:val="fr-FR"/>
-              </w:rPr>
-              <w:t>Khu kinh tế</w:t>
-            </w:r>
-          </w:p>
-        </w:tc>
-        <w:tc>
-          <w:tcPr>
-            <w:tcW w:w="1939" w:type="dxa"/>
-            <w:shd w:val="clear" w:color="auto" w:fill="auto"/>
-          </w:tcPr>
-          <w:p>
-            <w:pPr>
-              <w:spacing w:before="120" w:after="0" w:line="240" w:lineRule="auto"/>
-              <w:jc w:val="both"/>
-              <w:rPr>
-                <w:rFonts w:ascii="Times New Roman" w:eastAsia="Times New Roman" w:hAnsi="Times New Roman" w:cs="Times New Roman"/>
-                <w:spacing w:val="-4"/>
-                <w:sz w:val="28"/>
-                <w:szCs w:val="28"/>
-                <w:lang w:val="fr-FR"/>
-              </w:rPr>
-            </w:pPr>
-            <w:r>
-              <w:rPr>
-                <w:rFonts w:ascii="Times New Roman" w:eastAsia="Times New Roman" w:hAnsi="Times New Roman" w:cs="Times New Roman"/>
-                <w:noProof/>
-                <w:spacing w:val="-4"/>
-                <w:sz w:val="28"/>
-                <w:szCs w:val="28"/>
-              </w:rPr>
-              <mc:AlternateContent>
-                <mc:Choice Requires="wps">
-                  <w:drawing>
-                    <wp:anchor distT="45720" distB="45720" distL="114300" distR="114300" simplePos="0" relativeHeight="251688960" behindDoc="0" locked="0" layoutInCell="1" allowOverlap="1" wp14:anchorId="260D0589" wp14:editId="5C9A1EAD">
-                      <wp:simplePos x="0" y="0"/>
-                      <wp:positionH relativeFrom="column">
-                        <wp:posOffset>145415</wp:posOffset>
-                      </wp:positionH>
-                      <wp:positionV relativeFrom="paragraph">
-                        <wp:posOffset>29845</wp:posOffset>
-                      </wp:positionV>
-                      <wp:extent cx="290830" cy="226060"/>
-                      <wp:effectExtent l="0" t="0" r="0" b="2540"/>
-                      <wp:wrapNone/>
-                      <wp:docPr id="338504890" name="Text Box 2"/>
-                      <wp:cNvGraphicFramePr>
-                        <a:graphicFrameLocks xmlns:a="http://schemas.openxmlformats.org/drawingml/2006/main"/>
-                      </wp:cNvGraphicFramePr>
-                      <a:graphic xmlns:a="http://schemas.openxmlformats.org/drawingml/2006/main">
-                        <a:graphicData uri="http://schemas.microsoft.com/office/word/2010/wordprocessingShape">
-                          <wps:wsp>
-                            <wps:cNvSpPr txBox="1">
-                              <a:spLocks noChangeArrowheads="1"/>
-                            </wps:cNvSpPr>
-                            <wps:spPr bwMode="auto">
-                              <a:xfrm>
-                                <a:off x="0" y="0"/>
-                                <a:ext cx="290830" cy="226060"/>
-                              </a:xfrm>
-                              <a:prstGeom prst="rect">
-                                <a:avLst/>
-                              </a:prstGeom>
-                              <a:solidFill>
-                                <a:srgbClr val="FFFFFF"/>
-                              </a:solidFill>
-                              <a:ln w="9525">
-                                <a:solidFill>
-                                  <a:srgbClr val="000000"/>
-                                </a:solidFill>
-                                <a:miter lim="800000"/>
-                                <a:headEnd/>
-                                <a:tailEnd/>
-                              </a:ln>
-                            </wps:spPr>
-                            <wps:txbx>
-                              <w:txbxContent>
-                                <w:p/>
-                              </w:txbxContent>
-                            </wps:txbx>
-                            <wps:bodyPr rot="0" vert="horz" wrap="square" lIns="91440" tIns="45720" rIns="91440" bIns="45720" anchor="t" anchorCtr="0" upright="1">
-                              <a:noAutofit/>
-                            </wps:bodyPr>
-                          </wps:wsp>
-                        </a:graphicData>
-                      </a:graphic>
-                      <wp14:sizeRelH relativeFrom="margin">
-                        <wp14:pctWidth>0</wp14:pctWidth>
-                      </wp14:sizeRelH>
-                      <wp14:sizeRelV relativeFrom="margin">
-                        <wp14:pctHeight>0</wp14:pctHeight>
-                      </wp14:sizeRelV>
-                    </wp:anchor>
-                  </w:drawing>
-                </mc:Choice>
-                <mc:Fallback>
-                  <w:pict>
-                    <v:shape w14:anchorId="260D0589" id="_x0000_s1032" type="#_x0000_t202" style="position:absolute;left:0;text-align:left;margin-left:11.45pt;margin-top:2.35pt;width:22.9pt;height:17.8pt;z-index:251688960;visibility:visible;mso-wrap-style:square;mso-width-percent:0;mso-height-percent:0;mso-wrap-distance-left:9pt;mso-wrap-distance-top:3.6pt;mso-wrap-distance-right:9pt;mso-wrap-distance-bottom:3.6pt;mso-position-horizontal:absolute;mso-position-horizontal-relative:text;mso-position-vertical:absolute;mso-position-vertical-relative:text;mso-width-percent:0;mso-height-percent:0;mso-width-relative:margin;mso-height-relative:margin;v-text-anchor:top" o:gfxdata="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">
-                      <v:textbox>
-                        <w:txbxContent>
-                          <w:p/>
-                        </w:txbxContent>
-                      </v:textbox>
-                    </v:shape>
-                  </w:pict>
-                </mc:Fallback>
-              </mc:AlternateContent>
-            </w:r>
-          </w:p>
-        </w:tc>
-      </w:tr>
-      <w:tr>
-        <w:trPr>
-          <w:jc w:val="center"/>
-        </w:trPr>
-        <w:tc>
-          <w:tcPr>
-            <w:tcW w:w="3359" w:type="dxa"/>
-            <w:shd w:val="clear" w:color="auto" w:fill="auto"/>
-          </w:tcPr>
-          <w:p>
-            <w:pPr>
-              <w:spacing w:before="120" w:after="120" w:line="240" w:lineRule="auto"/>
-              <w:jc w:val="both"/>
-              <w:rPr>
-                <w:rFonts w:ascii="Times New Roman" w:eastAsia="Times New Roman" w:hAnsi="Times New Roman" w:cs="Times New Roman"/>
-                <w:spacing w:val="-4"/>
-                <w:sz w:val="28"/>
-                <w:szCs w:val="28"/>
-                <w:lang w:val="fr-FR"/>
-              </w:rPr>
-            </w:pPr>
-            <w:r>
-              <w:rPr>
-                <w:rFonts w:ascii="Times New Roman" w:eastAsia="Times New Roman" w:hAnsi="Times New Roman" w:cs="Times New Roman"/>
-                <w:spacing w:val="-4"/>
-                <w:sz w:val="28"/>
-                <w:szCs w:val="28"/>
-                <w:lang w:val="fr-FR"/>
-              </w:rPr>
-              <w:t>Khu công nghệ cao</w:t>
-            </w:r>
-          </w:p>
-        </w:tc>
-        <w:tc>
-          <w:tcPr>
-            <w:tcW w:w="1939" w:type="dxa"/>
-            <w:shd w:val="clear" w:color="auto" w:fill="auto"/>
-          </w:tcPr>
-          <w:p>
-            <w:pPr>
-              <w:spacing w:before="120" w:after="0" w:line="240" w:lineRule="auto"/>
-              <w:jc w:val="both"/>
-              <w:rPr>
-                <w:rFonts w:ascii="Times New Roman" w:eastAsia="Times New Roman" w:hAnsi="Times New Roman" w:cs="Times New Roman"/>
-                <w:spacing w:val="-4"/>
-                <w:sz w:val="28"/>
-                <w:szCs w:val="28"/>
-                <w:lang w:val="fr-FR"/>
-              </w:rPr>
-            </w:pPr>
-            <w:r>
-              <w:rPr>
-                <w:rFonts w:ascii="Times New Roman" w:eastAsia="Times New Roman" w:hAnsi="Times New Roman" w:cs="Times New Roman"/>
-                <w:noProof/>
-                <w:spacing w:val="-4"/>
-                <w:sz w:val="28"/>
-                <w:szCs w:val="28"/>
-              </w:rPr>
-              <mc:AlternateContent>
-                <mc:Choice Requires="wps">
-                  <w:drawing>
-                    <wp:anchor distT="45720" distB="45720" distL="114300" distR="114300" simplePos="0" relativeHeight="251689984" behindDoc="0" locked="0" layoutInCell="1" allowOverlap="1" wp14:anchorId="1F97BEBF" wp14:editId="1B7D6E72">
-                      <wp:simplePos x="0" y="0"/>
-                      <wp:positionH relativeFrom="column">
-                        <wp:posOffset>145415</wp:posOffset>
-                      </wp:positionH>
-                      <wp:positionV relativeFrom="paragraph">
-                        <wp:posOffset>28575</wp:posOffset>
-                      </wp:positionV>
-                      <wp:extent cx="290830" cy="226060"/>
-                      <wp:effectExtent l="0" t="0" r="0" b="2540"/>
-                      <wp:wrapNone/>
-                      <wp:docPr id="895042439" name="Text Box 2"/>
-                      <wp:cNvGraphicFramePr>
-                        <a:graphicFrameLocks xmlns:a="http://schemas.openxmlformats.org/drawingml/2006/main"/>
-                      </wp:cNvGraphicFramePr>
-                      <a:graphic xmlns:a="http://schemas.openxmlformats.org/drawingml/2006/main">
-                        <a:graphicData uri="http://schemas.microsoft.com/office/word/2010/wordprocessingShape">
-                          <wps:wsp>
-                            <wps:cNvSpPr txBox="1">
-                              <a:spLocks noChangeArrowheads="1"/>
-                            </wps:cNvSpPr>
-                            <wps:spPr bwMode="auto">
-                              <a:xfrm>
-                                <a:off x="0" y="0"/>
-                                <a:ext cx="290830" cy="226060"/>
-                              </a:xfrm>
-                              <a:prstGeom prst="rect">
-                                <a:avLst/>
-                              </a:prstGeom>
-                              <a:solidFill>
-                                <a:srgbClr val="FFFFFF"/>
-                              </a:solidFill>
-                              <a:ln w="9525">
-                                <a:solidFill>
-                                  <a:srgbClr val="000000"/>
-                                </a:solidFill>
-                                <a:miter lim="800000"/>
-                                <a:headEnd/>
-                                <a:tailEnd/>
-                              </a:ln>
-                            </wps:spPr>
-                            <wps:txbx>
-                              <w:txbxContent>
-                                <w:p/>
-                              </w:txbxContent>
-                            </wps:txbx>
-                            <wps:bodyPr rot="0" vert="horz" wrap="square" lIns="91440" tIns="45720" rIns="91440" bIns="45720" anchor="t" anchorCtr="0" upright="1">
-                              <a:noAutofit/>
-                            </wps:bodyPr>
-                          </wps:wsp>
-                        </a:graphicData>
-                      </a:graphic>
-                      <wp14:sizeRelH relativeFrom="margin">
-                        <wp14:pctWidth>0</wp14:pctWidth>
-                      </wp14:sizeRelH>
-                      <wp14:sizeRelV relativeFrom="margin">
-                        <wp14:pctHeight>0</wp14:pctHeight>
-                      </wp14:sizeRelV>
-                    </wp:anchor>
-                  </w:drawing>
-                </mc:Choice>
-                <mc:Fallback>
-                  <w:pict>
-                    <v:shape w14:anchorId="1F97BEBF" id="_x0000_s1033" type="#_x0000_t202" style="position:absolute;left:0;text-align:left;margin-left:11.45pt;margin-top:2.25pt;width:22.9pt;height:17.8pt;z-index:251689984;visibility:visible;mso-wrap-style:square;mso-width-percent:0;mso-height-percent:0;mso-wrap-distance-left:9pt;mso-wrap-distance-top:3.6pt;mso-wrap-distance-right:9pt;mso-wrap-distance-bottom:3.6pt;mso-position-horizontal:absolute;mso-position-horizontal-relative:text;mso-position-vertical:absolute;mso-position-vertical-relative:text;mso-width-percent:0;mso-height-percent:0;mso-width-relative:margin;mso-height-relative:margin;v-text-anchor:top" o:gfxdata="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">
-                      <v:textbox>
-                        <w:txbxContent>
-                          <w:p/>
-                        </w:txbxContent>
-                      </v:textbox>
-                    </v:shape>
-                  </w:pict>
-                </mc:Fallback>
-              </mc:AlternateContent>
-            </w:r>
-          </w:p>
-        </w:tc>
-      </w:tr>
-    </w:tbl>
-    <w:p>
-      <w:pPr>
-        <w:tabs>
-          <w:tab w:val="left" w:leader="dot" w:pos="9072"/>
-        </w:tabs>
-        <w:suppressAutoHyphens/>
-        <w:spacing w:before="120" w:after="120" w:line="240" w:lineRule="auto"/>
-        <w:ind w:firstLine="709"/>
-        <w:jc w:val="both"/>
-        <w:rPr>
-          <w:rFonts w:ascii="Times New Roman" w:eastAsia="Calibri" w:hAnsi="Times New Roman" w:cs="Times New Roman"/>
-          <w:sz w:val="28"/>
-          <w:szCs w:val="28"/>
-          <w:lang w:val="fr-FR"/>
-        </w:rPr>
-      </w:pPr>
-      <w:r>
-        <w:rPr>
-          <w:rFonts w:ascii="Times New Roman" w:eastAsia="Calibri" w:hAnsi="Times New Roman" w:cs="Times New Roman"/>
-          <w:sz w:val="28"/>
-          <w:szCs w:val="28"/>
-          <w:lang w:val="fr-FR"/>
-        </w:rPr>
-        <w:t>Doanh nghiệp/chủ doanh nghiệp tư nhân cam kết trụ sở doanh nghiệp thuộc quyền sử dụng hợp pháp của doanh nghiệp/chủ doanh nghiệp tư nhân và được sử dụng đúng mục đích theo quy định của pháp luật.</w:t>
-      </w:r>
-    </w:p>
-    <w:p>
-      <w:pPr>
-        <w:spacing w:before="120" w:after="120" w:line="240" w:lineRule="auto"/>
-        <w:ind w:firstLine="720"/>
-        <w:contextualSpacing/>
-        <w:jc w:val="both"/>
-        <w:rPr>
-          <w:rFonts w:ascii="Times New Roman" w:eastAsia="Calibri" w:hAnsi="Times New Roman" w:cs="Times New Roman"/>
-          <w:lang w:val="fr-FR"/>
-        </w:rPr>
-      </w:pPr>
-    </w:p>
-    <w:p>
-      <w:pPr>
         <w:spacing w:before="120" w:after="0" w:line="276" w:lineRule="auto"/>
         <w:jc w:val="center"/>
         <w:rPr>
@@ -3161,8 +2015,8 @@
           <w:lang w:eastAsia="x-none"/>
         </w:rPr>
       </w:pPr>
-      <w:bookmarkStart w:id="7" w:name="_Hlk177941885"/>
-      <w:bookmarkStart w:id="8" w:name="_Hlk177941696"/>
+      <w:bookmarkStart w:id="5" w:name="_Hlk177941885"/>
+      <w:bookmarkStart w:id="6" w:name="_Hlk177941696"/>
     </w:p>
     <w:p>
       <w:pPr>
@@ -3170,189 +2024,20 @@
         <w:jc w:val="center"/>
         <w:rPr>
           <w:rFonts w:ascii="Times New Roman" w:eastAsia="Calibri" w:hAnsi="Times New Roman" w:cs="Times New Roman"/>
+          <w:sz w:val="28"/>
+          <w:szCs w:val="28"/>
+          <w:vertAlign w:val="superscript"/>
+        </w:rPr>
+      </w:pPr>
+      <w:r>
+        <w:rPr>
+          <w:rFonts w:ascii="Times New Roman" w:eastAsia="Calibri" w:hAnsi="Times New Roman" w:cs="Times New Roman"/>
           <w:bCs/>
           <w:kern w:val="28"/>
           <w:sz w:val="28"/>
           <w:szCs w:val="32"/>
           <w:lang w:eastAsia="x-none"/>
         </w:rPr>
-      </w:pPr>
-    </w:p>
-    <w:p>
-      <w:pPr>
-        <w:spacing w:before="120" w:after="0" w:line="276" w:lineRule="auto"/>
-        <w:jc w:val="center"/>
-        <w:rPr>
-          <w:rFonts w:ascii="Times New Roman" w:eastAsia="Calibri" w:hAnsi="Times New Roman" w:cs="Times New Roman"/>
-          <w:bCs/>
-          <w:kern w:val="28"/>
-          <w:sz w:val="28"/>
-          <w:szCs w:val="32"/>
-          <w:lang w:eastAsia="x-none"/>
-        </w:rPr>
-      </w:pPr>
-    </w:p>
-    <w:p>
-      <w:pPr>
-        <w:spacing w:before="120" w:after="0" w:line="276" w:lineRule="auto"/>
-        <w:jc w:val="center"/>
-        <w:rPr>
-          <w:rFonts w:ascii="Times New Roman" w:eastAsia="Calibri" w:hAnsi="Times New Roman" w:cs="Times New Roman"/>
-          <w:bCs/>
-          <w:kern w:val="28"/>
-          <w:sz w:val="28"/>
-          <w:szCs w:val="32"/>
-          <w:lang w:eastAsia="x-none"/>
-        </w:rPr>
-      </w:pPr>
-    </w:p>
-    <w:p>
-      <w:pPr>
-        <w:spacing w:before="120" w:after="0" w:line="276" w:lineRule="auto"/>
-        <w:jc w:val="center"/>
-        <w:rPr>
-          <w:rFonts w:ascii="Times New Roman" w:eastAsia="Calibri" w:hAnsi="Times New Roman" w:cs="Times New Roman"/>
-          <w:bCs/>
-          <w:kern w:val="28"/>
-          <w:sz w:val="28"/>
-          <w:szCs w:val="32"/>
-          <w:lang w:eastAsia="x-none"/>
-        </w:rPr>
-      </w:pPr>
-    </w:p>
-    <w:p>
-      <w:pPr>
-        <w:spacing w:before="120" w:after="0" w:line="276" w:lineRule="auto"/>
-        <w:jc w:val="center"/>
-        <w:rPr>
-          <w:rFonts w:ascii="Times New Roman" w:eastAsia="Calibri" w:hAnsi="Times New Roman" w:cs="Times New Roman"/>
-          <w:bCs/>
-          <w:kern w:val="28"/>
-          <w:sz w:val="28"/>
-          <w:szCs w:val="32"/>
-          <w:lang w:eastAsia="x-none"/>
-        </w:rPr>
-      </w:pPr>
-    </w:p>
-    <w:p>
-      <w:pPr>
-        <w:spacing w:before="120" w:after="0" w:line="276" w:lineRule="auto"/>
-        <w:jc w:val="center"/>
-        <w:rPr>
-          <w:rFonts w:ascii="Times New Roman" w:eastAsia="Calibri" w:hAnsi="Times New Roman" w:cs="Times New Roman"/>
-          <w:bCs/>
-          <w:kern w:val="28"/>
-          <w:sz w:val="28"/>
-          <w:szCs w:val="32"/>
-          <w:lang w:eastAsia="x-none"/>
-        </w:rPr>
-      </w:pPr>
-    </w:p>
-    <w:p>
-      <w:pPr>
-        <w:spacing w:before="120" w:after="0" w:line="276" w:lineRule="auto"/>
-        <w:jc w:val="center"/>
-        <w:rPr>
-          <w:rFonts w:ascii="Times New Roman" w:eastAsia="Calibri" w:hAnsi="Times New Roman" w:cs="Times New Roman"/>
-          <w:bCs/>
-          <w:kern w:val="28"/>
-          <w:sz w:val="28"/>
-          <w:szCs w:val="32"/>
-          <w:lang w:eastAsia="x-none"/>
-        </w:rPr>
-      </w:pPr>
-    </w:p>
-    <w:p>
-      <w:pPr>
-        <w:spacing w:before="120" w:after="0" w:line="276" w:lineRule="auto"/>
-        <w:jc w:val="center"/>
-        <w:rPr>
-          <w:rFonts w:ascii="Times New Roman" w:eastAsia="Calibri" w:hAnsi="Times New Roman" w:cs="Times New Roman"/>
-          <w:bCs/>
-          <w:kern w:val="28"/>
-          <w:sz w:val="28"/>
-          <w:szCs w:val="32"/>
-          <w:lang w:eastAsia="x-none"/>
-        </w:rPr>
-      </w:pPr>
-    </w:p>
-    <w:p>
-      <w:pPr>
-        <w:spacing w:before="120" w:after="0" w:line="276" w:lineRule="auto"/>
-        <w:jc w:val="center"/>
-        <w:rPr>
-          <w:rFonts w:ascii="Times New Roman" w:eastAsia="Calibri" w:hAnsi="Times New Roman" w:cs="Times New Roman"/>
-          <w:bCs/>
-          <w:kern w:val="28"/>
-          <w:sz w:val="28"/>
-          <w:szCs w:val="32"/>
-          <w:lang w:eastAsia="x-none"/>
-        </w:rPr>
-      </w:pPr>
-    </w:p>
-    <w:p>
-      <w:pPr>
-        <w:spacing w:before="120" w:after="0" w:line="276" w:lineRule="auto"/>
-        <w:jc w:val="center"/>
-        <w:rPr>
-          <w:rFonts w:ascii="Times New Roman" w:eastAsia="Calibri" w:hAnsi="Times New Roman" w:cs="Times New Roman"/>
-          <w:bCs/>
-          <w:kern w:val="28"/>
-          <w:sz w:val="28"/>
-          <w:szCs w:val="32"/>
-          <w:lang w:eastAsia="x-none"/>
-        </w:rPr>
-      </w:pPr>
-    </w:p>
-    <w:p>
-      <w:pPr>
-        <w:spacing w:before="120" w:after="0" w:line="276" w:lineRule="auto"/>
-        <w:jc w:val="center"/>
-        <w:rPr>
-          <w:rFonts w:ascii="Times New Roman" w:eastAsia="Calibri" w:hAnsi="Times New Roman" w:cs="Times New Roman"/>
-          <w:bCs/>
-          <w:kern w:val="28"/>
-          <w:sz w:val="28"/>
-          <w:szCs w:val="32"/>
-          <w:lang w:eastAsia="x-none"/>
-        </w:rPr>
-      </w:pPr>
-    </w:p>
-    <w:p>
-      <w:pPr>
-        <w:spacing w:before="120" w:after="0" w:line="276" w:lineRule="auto"/>
-        <w:jc w:val="center"/>
-        <w:rPr>
-          <w:rFonts w:ascii="Times New Roman" w:eastAsia="Calibri" w:hAnsi="Times New Roman" w:cs="Times New Roman"/>
-          <w:bCs/>
-          <w:kern w:val="28"/>
-          <w:sz w:val="28"/>
-          <w:szCs w:val="32"/>
-          <w:lang w:eastAsia="x-none"/>
-        </w:rPr>
-      </w:pPr>
-    </w:p>
-    <w:p>
-      <w:pPr>
-        <w:spacing w:before="120" w:after="0" w:line="276" w:lineRule="auto"/>
-        <w:jc w:val="center"/>
-        <w:rPr>
-          <w:rFonts w:ascii="Times New Roman" w:eastAsia="Calibri" w:hAnsi="Times New Roman" w:cs="Times New Roman"/>
-          <w:sz w:val="28"/>
-          <w:szCs w:val="28"/>
-          <w:vertAlign w:val="superscript"/>
-        </w:rPr>
-      </w:pPr>
-      <w:r>
-        <w:rPr>
-          <w:rFonts w:ascii="Times New Roman" w:eastAsia="Calibri" w:hAnsi="Times New Roman" w:cs="Times New Roman"/>
-          <w:bCs/>
-          <w:kern w:val="28"/>
-          <w:sz w:val="28"/>
-          <w:szCs w:val="32"/>
-          <w:lang w:eastAsia="x-none"/>
-        </w:rPr>
-        <w:lastRenderedPageBreak/>
         <w:t xml:space="preserve">THÔNG BÁO </w:t>
       </w:r>
       <w:r>
@@ -3363,7 +2048,7 @@
         </w:rPr>
         <w:t xml:space="preserve">THAY ĐỔI </w:t>
       </w:r>
-      <w:bookmarkEnd w:id="7"/>
+      <w:bookmarkEnd w:id="5"/>
       <w:r>
         <w:rPr>
           <w:rFonts w:ascii="Times New Roman" w:eastAsia="Calibri" w:hAnsi="Times New Roman" w:cs="Times New Roman"/>
@@ -3372,7 +2057,7 @@
         </w:rPr>
         <w:t>NGÀNH, NGHỀ KINH DOANH</w:t>
       </w:r>
-      <w:bookmarkEnd w:id="8"/>
+      <w:bookmarkEnd w:id="6"/>
       <w:r>
         <w:rPr>
           <w:rFonts w:ascii="Times New Roman" w:eastAsia="Calibri" w:hAnsi="Times New Roman" w:cs="Times New Roman"/>
@@ -3419,7 +2104,27 @@
           <w:sz w:val="28"/>
           <w:szCs w:val="28"/>
         </w:rPr>
-        <w:t>kê khai trong trường hợp doanh nghiệp thông báo bổ sung ngành, nghề kinh doanh vào danh sách ngành, nghề kinh doanh đã đăng ký với cơ quan đăng ký kinh doanh</w:t>
+        <w:t xml:space="preserve">kê khai trong trường hợp doanh nghiệp thông báo bổ sung ngành, nghề kinh doanh vào danh sách ngành, </w:t>
+      </w:r>
+      <w:proofErr w:type="gramStart"/>
+      <w:r>
+        <w:rPr>
+          <w:rFonts w:ascii="Times New Roman" w:eastAsia="Calibri" w:hAnsi="Times New Roman" w:cs="Times New Roman"/>
+          <w:i/>
+          <w:sz w:val="28"/>
+          <w:szCs w:val="28"/>
+        </w:rPr>
+        <w:t>nghề</w:t>
+      </w:r>
+      <w:proofErr w:type="gramEnd"/>
+      <w:r>
+        <w:rPr>
+          <w:rFonts w:ascii="Times New Roman" w:eastAsia="Calibri" w:hAnsi="Times New Roman" w:cs="Times New Roman"/>
+          <w:i/>
+          <w:sz w:val="28"/>
+          <w:szCs w:val="28"/>
+        </w:rPr>
+        <w:t xml:space="preserve"> kinh doanh đã đăng ký với cơ quan đăng ký kinh doanh</w:t>
       </w:r>
       <w:r>
         <w:rPr>
@@ -3986,7 +2691,16 @@
                 <w:sz w:val="28"/>
                 <w:szCs w:val="28"/>
               </w:rPr>
-              <w:t>Chi tiết: Bán buôn hóa chất, các loại keo sử dụng trong ngành giấy , bán buôn cao su Eva, đế nhựa; Bán buôn cao su nguyên liệu, cao su thiên nhiên hoặc tổng hợp (không chứa mủ cao su tại trụ sở chính), bán buôn chất dẻo dạng nguyên sinh; Các sản phẩm nhựa, nguyên liệu từ nhựa, thùng giấy sử dụng trong ngành giấy, phụ liệu sử dụng trong ngành may mặc và giày dép, và bán buôn các đồ dùng hằng ngày</w:t>
+              <w:t xml:space="preserve">Chi tiết: Bán buôn hóa chất, các loại keo sử dụng trong ngành giấy , bán buôn cao su Eva, đế nhựa; Bán buôn cao su nguyên liệu, cao su thiên nhiên hoặc tổng hợp (không chứa mủ cao su tại trụ sở chính), bán buôn chất dẻo dạng nguyên sinh; Các sản phẩm nhựa, nguyên liệu từ nhựa, thùng giấy sử dụng trong ngành giấy, phụ liệu sử dụng </w:t>
+            </w:r>
+            <w:r>
+              <w:rPr>
+                <w:rFonts w:ascii="Times New Roman" w:eastAsia="Calibri" w:hAnsi="Times New Roman" w:cs="Times New Roman"/>
+                <w:sz w:val="28"/>
+                <w:szCs w:val="28"/>
+              </w:rPr>
+              <w:lastRenderedPageBreak/>
+              <w:t>trong ngành may mặc và giày dép, và bán buôn các đồ dùng hằng ngày</w:t>
             </w:r>
           </w:p>
         </w:tc>
@@ -4010,6 +2724,7 @@
                 <w:sz w:val="28"/>
                 <w:szCs w:val="28"/>
               </w:rPr>
+              <w:lastRenderedPageBreak/>
               <w:t>4669</w:t>
             </w:r>
           </w:p>
@@ -4478,7 +3193,25 @@
           <w:bCs/>
           <w:sz w:val="28"/>
         </w:rPr>
-        <w:t>Doanh nghiệp cam kết đáp ứng điều kiện tiếp cận thị trường đối với các ngành nghề thuộc Danh mục ngành, nghề hạn chế tiếp cận thị trường đối với nhà đầu tư nước ngoài theo quy định của pháp luật về đầu tư.</w:t>
+        <w:t xml:space="preserve">Doanh nghiệp cam kết đáp ứng điều kiện tiếp cận thị trường đối với các ngành nghề thuộc Danh mục ngành, nghề hạn chế tiếp cận thị trường đối với nhà đầu tư nước ngoài </w:t>
+      </w:r>
+      <w:proofErr w:type="gramStart"/>
+      <w:r>
+        <w:rPr>
+          <w:rFonts w:ascii="Times New Roman" w:eastAsia="Calibri" w:hAnsi="Times New Roman" w:cs="Times New Roman"/>
+          <w:bCs/>
+          <w:sz w:val="28"/>
+        </w:rPr>
+        <w:t>theo</w:t>
+      </w:r>
+      <w:proofErr w:type="gramEnd"/>
+      <w:r>
+        <w:rPr>
+          <w:rFonts w:ascii="Times New Roman" w:eastAsia="Calibri" w:hAnsi="Times New Roman" w:cs="Times New Roman"/>
+          <w:bCs/>
+          <w:sz w:val="28"/>
+        </w:rPr>
+        <w:t xml:space="preserve"> quy định của pháp luật về đầu tư.</w:t>
       </w:r>
     </w:p>
     <w:p>
@@ -4522,7 +3255,23 @@
           <w:rFonts w:ascii="Times New Roman" w:eastAsia="Calibri" w:hAnsi="Times New Roman" w:cs="Times New Roman"/>
           <w:sz w:val="28"/>
         </w:rPr>
-        <w:t>- Trường hợp doanh nghiệp thay đổi ngành, nghề kinh doanh từ ngành này sang ngành khác, doanh nghiệp kê khai đồng thời tại mục 1, 2 nêu trên, cụ thể như sau: kê khai ngành, nghề kinh doanh mới tại mục 1; kê khai ngành, nghề kinh doanh cũ tại mục 2.</w:t>
+        <w:t xml:space="preserve">- Trường hợp doanh nghiệp thay đổi ngành, nghề kinh doanh từ ngành này sang ngành khác, doanh nghiệp kê khai đồng thời tại mục 1, 2 nêu trên, </w:t>
+      </w:r>
+      <w:proofErr w:type="gramStart"/>
+      <w:r>
+        <w:rPr>
+          <w:rFonts w:ascii="Times New Roman" w:eastAsia="Calibri" w:hAnsi="Times New Roman" w:cs="Times New Roman"/>
+          <w:sz w:val="28"/>
+        </w:rPr>
+        <w:t>cụ</w:t>
+      </w:r>
+      <w:proofErr w:type="gramEnd"/>
+      <w:r>
+        <w:rPr>
+          <w:rFonts w:ascii="Times New Roman" w:eastAsia="Calibri" w:hAnsi="Times New Roman" w:cs="Times New Roman"/>
+          <w:sz w:val="28"/>
+        </w:rPr>
+        <w:t xml:space="preserve"> thể như sau: kê khai ngành, nghề kinh doanh mới tại mục 1; kê khai ngành, nghề kinh doanh cũ tại mục 2.</w:t>
       </w:r>
     </w:p>
     <w:p>
@@ -4535,6 +3284,7 @@
           <w:sz w:val="28"/>
         </w:rPr>
       </w:pPr>
+      <w:proofErr w:type="gramStart"/>
       <w:r>
         <w:rPr>
           <w:rFonts w:ascii="Times New Roman" w:eastAsia="Calibri" w:hAnsi="Times New Roman" w:cs="Times New Roman"/>
@@ -4542,6 +3292,7 @@
         </w:rPr>
         <w:t>- Trường hợp doanh nghiệp thay đổi ngành, nghề kinh doanh chính từ ngành này sang ngành khác nhưng không thay đổi danh sách ngành, nghề kinh doanh đã đăng ký, doanh nghiệp thực hiện cập nhật, bổ sung thông tin đăng ký doanh nghiệp theo quy định tại khoản 1 Điều 57 Nghị định số 168/2025/NĐ-CP ngày 30/6/2025 của Chính phủ về đăng ký doanh nghiệp.</w:t>
       </w:r>
+      <w:proofErr w:type="gramEnd"/>
     </w:p>
     <w:p>
       <w:pPr>
@@ -4553,6 +3304,7 @@
           <w:sz w:val="28"/>
         </w:rPr>
       </w:pPr>
+      <w:proofErr w:type="gramStart"/>
       <w:r>
         <w:rPr>
           <w:rFonts w:ascii="Times New Roman" w:eastAsia="Calibri" w:hAnsi="Times New Roman" w:cs="Times New Roman"/>
@@ -4560,6 +3312,7 @@
         </w:rPr>
         <w:t>- Trường hợp chỉ bỏ ngành, nghề kinh doanh chính mà không bổ sung thêm ngành, nghề kinh doanh mới và chọn một ngành, nghề kinh doanh khác trong số các ngành, nghề kinh doanh còn lại đã đăng ký làm ngành, nghề kinh doanh chính thì đồng thời kê khai tại mục 2, 3 nêu trên, cụ thể như sau: kê khai ngành, nghề kinh doanh bị bỏ tại mục 2; kê khai ngành, nghề kinh doanh chính mới tại mục 3.</w:t>
       </w:r>
+      <w:proofErr w:type="gramEnd"/>
     </w:p>
     <w:p>
       <w:pPr>
@@ -4756,6 +3509,7 @@
           <w:szCs w:val="28"/>
         </w:rPr>
       </w:pPr>
+      <w:proofErr w:type="gramStart"/>
       <w:r>
         <w:rPr>
           <w:rFonts w:ascii="Times New Roman" w:eastAsia="Calibri" w:hAnsi="Times New Roman" w:cs="Times New Roman"/>
@@ -4791,6 +3545,7 @@
         </w:rPr>
         <w:t xml:space="preserve"> Không có.</w:t>
       </w:r>
+      <w:proofErr w:type="gramEnd"/>
     </w:p>
     <w:p>
       <w:pPr>
@@ -4807,6 +3562,7 @@
           <w:szCs w:val="28"/>
         </w:rPr>
       </w:pPr>
+      <w:proofErr w:type="gramStart"/>
       <w:r>
         <w:rPr>
           <w:rFonts w:ascii="Times New Roman" w:eastAsia="Calibri" w:hAnsi="Times New Roman" w:cs="Times New Roman"/>
@@ -4860,6 +3616,7 @@
         </w:rPr>
         <w:t>.</w:t>
       </w:r>
+      <w:proofErr w:type="gramEnd"/>
     </w:p>
     <w:p>
       <w:pPr>
@@ -5036,6 +3793,10 @@
         <w:pStyle w:val="ListParagraph"/>
         <w:keepNext/>
         <w:keepLines/>
+        <w:numPr>
+          <w:ilvl w:val="0"/>
+          <w:numId w:val="6"/>
+        </w:numPr>
         <w:spacing w:before="480" w:after="0" w:line="276" w:lineRule="auto"/>
         <w:outlineLvl w:val="0"/>
         <w:rPr>
@@ -5047,6 +3808,138 @@
           <w:lang w:eastAsia="x-none"/>
         </w:rPr>
       </w:pPr>
+      <w:r>
+        <w:rPr>
+          <w:rFonts w:ascii="Times New Roman" w:eastAsia="Calibri" w:hAnsi="Times New Roman" w:cs="Times New Roman"/>
+          <w:bCs/>
+          <w:kern w:val="28"/>
+          <w:sz w:val="28"/>
+          <w:szCs w:val="32"/>
+          <w:lang w:eastAsia="x-none"/>
+        </w:rPr>
+        <w:t xml:space="preserve">Cập nhật địa chỉ trụ sở, địa chỉ nhận thông báo thuế do sáp nhập tỉnh thành: </w:t>
+      </w:r>
+      <w:r>
+        <w:rPr>
+          <w:rFonts w:ascii="Times New Roman" w:eastAsia="Calibri" w:hAnsi="Times New Roman" w:cs="Times New Roman"/>
+          <w:bCs/>
+          <w:kern w:val="28"/>
+          <w:sz w:val="28"/>
+          <w:szCs w:val="32"/>
+          <w:lang w:eastAsia="x-none"/>
+        </w:rPr>
+        <w:t>Số 31 E2A,Đường số 1, Khu biệt thự Phú Thịnh Tiamo,khu phố 6</w:t>
+      </w:r>
+      <w:r>
+        <w:rPr>
+          <w:rFonts w:ascii="Times New Roman" w:eastAsia="Calibri" w:hAnsi="Times New Roman" w:cs="Times New Roman"/>
+          <w:bCs/>
+          <w:kern w:val="28"/>
+          <w:sz w:val="28"/>
+          <w:szCs w:val="32"/>
+          <w:lang w:eastAsia="x-none"/>
+        </w:rPr>
+        <w:t xml:space="preserve">, </w:t>
+      </w:r>
+      <w:r>
+        <w:rPr>
+          <w:rFonts w:ascii="Times New Roman" w:eastAsia="Times New Roman" w:hAnsi="Times New Roman" w:cs="Times New Roman"/>
+          <w:sz w:val="28"/>
+          <w:szCs w:val="28"/>
+        </w:rPr>
+        <w:t>Phường Thủ Dầu Một</w:t>
+      </w:r>
+      <w:r>
+        <w:rPr>
+          <w:rFonts w:ascii="Times New Roman" w:eastAsia="Times New Roman" w:hAnsi="Times New Roman" w:cs="Times New Roman"/>
+          <w:sz w:val="28"/>
+          <w:szCs w:val="28"/>
+        </w:rPr>
+        <w:t xml:space="preserve">, </w:t>
+      </w:r>
+      <w:r>
+        <w:rPr>
+          <w:rFonts w:ascii="Times New Roman" w:eastAsia="Times New Roman" w:hAnsi="Times New Roman" w:cs="Times New Roman"/>
+          <w:sz w:val="28"/>
+          <w:szCs w:val="28"/>
+        </w:rPr>
+        <w:t>Thành phố Hồ Chí Minh</w:t>
+      </w:r>
+    </w:p>
+    <w:p>
+      <w:pPr>
+        <w:pStyle w:val="ListParagraph"/>
+        <w:keepNext/>
+        <w:keepLines/>
+        <w:numPr>
+          <w:ilvl w:val="0"/>
+          <w:numId w:val="6"/>
+        </w:numPr>
+        <w:spacing w:before="480" w:after="0" w:line="276" w:lineRule="auto"/>
+        <w:outlineLvl w:val="0"/>
+        <w:rPr>
+          <w:rFonts w:ascii="Times New Roman" w:eastAsia="Calibri" w:hAnsi="Times New Roman" w:cs="Times New Roman"/>
+          <w:bCs/>
+          <w:kern w:val="28"/>
+          <w:sz w:val="28"/>
+          <w:szCs w:val="32"/>
+          <w:lang w:eastAsia="x-none"/>
+        </w:rPr>
+      </w:pPr>
+      <w:r>
+        <w:rPr>
+          <w:rFonts w:ascii="Times New Roman" w:eastAsia="Calibri" w:hAnsi="Times New Roman" w:cs="Times New Roman"/>
+          <w:bCs/>
+          <w:kern w:val="28"/>
+          <w:sz w:val="28"/>
+          <w:szCs w:val="32"/>
+          <w:lang w:eastAsia="x-none"/>
+        </w:rPr>
+        <w:t>Cập</w:t>
+      </w:r>
+      <w:r>
+        <w:rPr>
+          <w:rFonts w:ascii="Times New Roman" w:eastAsia="Calibri" w:hAnsi="Times New Roman" w:cs="Times New Roman"/>
+          <w:bCs/>
+          <w:kern w:val="28"/>
+          <w:sz w:val="28"/>
+          <w:szCs w:val="32"/>
+          <w:lang w:eastAsia="x-none"/>
+        </w:rPr>
+        <w:t xml:space="preserve"> số </w:t>
+      </w:r>
+      <w:r>
+        <w:rPr>
+          <w:rFonts w:ascii="Times New Roman" w:eastAsia="Calibri" w:hAnsi="Times New Roman" w:cs="Times New Roman"/>
+          <w:bCs/>
+          <w:kern w:val="28"/>
+          <w:sz w:val="28"/>
+          <w:szCs w:val="32"/>
+          <w:lang w:eastAsia="x-none"/>
+        </w:rPr>
+        <w:t>email</w:t>
+      </w:r>
+      <w:bookmarkStart w:id="7" w:name="_GoBack"/>
+      <w:bookmarkEnd w:id="7"/>
+      <w:r>
+        <w:rPr>
+          <w:rFonts w:ascii="Times New Roman" w:eastAsia="Calibri" w:hAnsi="Times New Roman" w:cs="Times New Roman"/>
+          <w:bCs/>
+          <w:kern w:val="28"/>
+          <w:sz w:val="28"/>
+          <w:szCs w:val="32"/>
+          <w:lang w:eastAsia="x-none"/>
+        </w:rPr>
+        <w:t xml:space="preserve"> trong thông tin địa chỉ và thông tin thuế: </w:t>
+      </w:r>
+      <w:r>
+        <w:rPr>
+          <w:rFonts w:ascii="Times New Roman" w:eastAsia="Times New Roman" w:hAnsi="Times New Roman" w:cs="Times New Roman"/>
+          <w:sz w:val="28"/>
+          <w:szCs w:val="28"/>
+        </w:rPr>
+        <w:t>hongsung_vn@126.com</w:t>
+      </w:r>
     </w:p>
     <w:p>
       <w:pPr>
@@ -5403,9 +4296,11 @@
                             <w:pPr>
                               <w:jc w:val="center"/>
                             </w:pPr>
+                            <w:proofErr w:type="gramStart"/>
                             <w:r>
                               <w:t>x</w:t>
                             </w:r>
+                            <w:proofErr w:type="gramEnd"/>
                           </w:p>
                         </w:txbxContent>
                       </wps:txbx>
@@ -5426,7 +4321,7 @@
           </mc:Choice>
           <mc:Fallback>
             <w:pict>
-              <v:rect w14:anchorId="2B3BC33A" id="Rectangle 577" o:spid="_x0000_s1034" style="position:absolute;left:0;text-align:left;margin-left:7.2pt;margin-top:-.55pt;width:19.05pt;height:16.95pt;z-index:251662336;visibility:visible;mso-wrap-style:square;mso-width-percent:0;mso-height-percent:0;mso-wrap-distance-left:9pt;mso-wrap-distance-top:0;mso-wrap-distance-right:9pt;mso-wrap-distance-bottom:0;mso-position-horizontal:absolute;mso-position-horizontal-relative:text;mso-position-vertical:absolute;mso-position-vertical-relative:text;mso-width-percent:0;mso-height-percent:0;mso-width-relative:page;mso-height-relative:page;v-text-anchor:top" o:gfxdata="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">
+              <v:rect w14:anchorId="2B3BC33A" id="Rectangle 577" o:spid="_x0000_s1029" style="position:absolute;left:0;text-align:left;margin-left:7.2pt;margin-top:-.55pt;width:19.05pt;height:16.95pt;z-index:251662336;visibility:visible;mso-wrap-style:square;mso-width-percent:0;mso-height-percent:0;mso-wrap-distance-left:9pt;mso-wrap-distance-top:0;mso-wrap-distance-right:9pt;mso-wrap-distance-bottom:0;mso-position-horizontal:absolute;mso-position-horizontal-relative:text;mso-position-vertical:absolute;mso-position-vertical-relative:text;mso-width-percent:0;mso-height-percent:0;mso-width-relative:page;mso-height-relative:page;v-text-anchor:top" o:gfxdata="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">
                 <v:textbox>
                   <w:txbxContent>
                     <w:p>
@@ -5541,7 +4436,27 @@
           <w:sz w:val="28"/>
           <w:szCs w:val="28"/>
         </w:rPr>
-        <w:t>Người ký tại Thông báo này cam kết là người có quyền và nghĩa vụ thực hiện thủ tục đăng ký doanh nghiệp theo quy định của pháp luật và Điều lệ công ty.</w:t>
+        <w:t xml:space="preserve">Người ký tại Thông báo này cam kết là người có quyền và nghĩa vụ thực hiện thủ tục đăng ký doanh nghiệp </w:t>
+      </w:r>
+      <w:proofErr w:type="gramStart"/>
+      <w:r>
+        <w:rPr>
+          <w:rFonts w:ascii="Times New Roman" w:eastAsia="Times New Roman" w:hAnsi="Times New Roman" w:cs="Times New Roman"/>
+          <w:spacing w:val="-4"/>
+          <w:sz w:val="28"/>
+          <w:szCs w:val="28"/>
+        </w:rPr>
+        <w:t>theo</w:t>
+      </w:r>
+      <w:proofErr w:type="gramEnd"/>
+      <w:r>
+        <w:rPr>
+          <w:rFonts w:ascii="Times New Roman" w:eastAsia="Times New Roman" w:hAnsi="Times New Roman" w:cs="Times New Roman"/>
+          <w:spacing w:val="-4"/>
+          <w:sz w:val="28"/>
+          <w:szCs w:val="28"/>
+        </w:rPr>
+        <w:t xml:space="preserve"> quy định của pháp luật và Điều lệ công ty.</w:t>
       </w:r>
     </w:p>
     <w:tbl>
@@ -6116,7 +5031,35 @@
         <w:rPr>
           <w:spacing w:val="-10"/>
         </w:rPr>
-        <w:t>- Đối với những ngành, nghề đầu tư kinh doanh có điều kiện được quy định tại các văn bản quy phạm pháp luật khác, ngành, nghề kinh doanh được ghi theo ngành, nghề quy định tại các văn bản quy phạm pháp luật đó. Doanh nghiệp chỉ được kinh doanh khi có đủ điều kiện theo quy định.</w:t>
+        <w:t xml:space="preserve">- Đối với những ngành, nghề đầu tư kinh doanh có điều kiện được quy định tại các văn bản quy phạm pháp luật khác, ngành, nghề kinh doanh được ghi </w:t>
+      </w:r>
+      <w:proofErr w:type="gramStart"/>
+      <w:r>
+        <w:rPr>
+          <w:spacing w:val="-10"/>
+        </w:rPr>
+        <w:t>theo</w:t>
+      </w:r>
+      <w:proofErr w:type="gramEnd"/>
+      <w:r>
+        <w:rPr>
+          <w:spacing w:val="-10"/>
+        </w:rPr>
+        <w:t xml:space="preserve"> ngành, nghề quy định tại các văn bản quy phạm pháp luật đó. Doanh nghiệp chỉ được kinh doanh khi có đủ điều kiện </w:t>
+      </w:r>
+      <w:proofErr w:type="gramStart"/>
+      <w:r>
+        <w:rPr>
+          <w:spacing w:val="-10"/>
+        </w:rPr>
+        <w:t>theo</w:t>
+      </w:r>
+      <w:proofErr w:type="gramEnd"/>
+      <w:r>
+        <w:rPr>
+          <w:spacing w:val="-10"/>
+        </w:rPr>
+        <w:t xml:space="preserve"> quy định.</w:t>
       </w:r>
     </w:p>
   </w:footnote>
@@ -6164,12 +5107,19 @@
         <w:rPr>
           <w:spacing w:val="-10"/>
         </w:rPr>
-        <w:t xml:space="preserve"> - Trường hợp đăng ký thay đổi người đại diện theo pháp luật đồng thời đăng ký, thông báo thay đổi nội dung đăng ký doanh nghiệp thì Chủ tịch </w:t>
-      </w:r>
+        <w:t xml:space="preserve"> </w:t>
+      </w:r>
+      <w:proofErr w:type="gramStart"/>
       <w:r>
         <w:rPr>
           <w:spacing w:val="-10"/>
         </w:rPr>
+        <w:t xml:space="preserve">- Trường hợp đăng ký thay đổi người đại diện theo pháp luật đồng thời đăng ký, thông báo thay đổi nội dung đăng ký doanh nghiệp thì Chủ tịch </w:t>
+      </w:r>
+      <w:r>
+        <w:rPr>
+          <w:spacing w:val="-10"/>
+        </w:rPr>
         <w:t>c</w:t>
       </w:r>
       <w:r>
@@ -6200,7 +5150,14 @@
         <w:rPr>
           <w:spacing w:val="-10"/>
         </w:rPr>
-        <w:t xml:space="preserve"> quy định tại khoản 2 và khoản 5 Điều 78 Luật Doanh nghiệp ký trực tiếp vào phần này. </w:t>
+        <w:t xml:space="preserve"> quy định tại khoản 2 và khoản 5 Điều 78 Luật Doanh nghiệp ký trực tiếp vào phần này.</w:t>
+      </w:r>
+      <w:proofErr w:type="gramEnd"/>
+      <w:r>
+        <w:rPr>
+          <w:spacing w:val="-10"/>
+        </w:rPr>
+        <w:t xml:space="preserve"> </w:t>
       </w:r>
     </w:p>
     <w:p>
@@ -6464,7 +5421,7 @@
   <w:abstractNum w:abstractNumId="2" w15:restartNumberingAfterBreak="0">
     <w:nsid w:val="0ED943BF"/>
     <w:multiLevelType w:val="hybridMultilevel"/>
-    <w:tmpl w:val="A1E0A358"/>
+    <w:tmpl w:val="55504916"/>
     <w:lvl w:ilvl="0" w:tplc="04090001">
       <w:start w:val="1"/>
       <w:numFmt w:val="bullet"/>
